--- a/Fase 2/Evidencias Grupales/Ficha_Avance_05_Proyecto_Capstone_GRUPO06.docx
+++ b/Fase 2/Evidencias Grupales/Ficha_Avance_05_Proyecto_Capstone_GRUPO06.docx
@@ -199,7 +199,7 @@
               <w:rPr>
                 <w:sz w:val="18"/>
               </w:rPr>
-              <w:t xml:space="preserve">Iteración 05 · trazabilidad del sistema y proceso CU-01</w:t>
+              <w:t xml:space="preserve">Iteración 05 · trazabilidad del sistema y caso de uso CU-01</w:t>
             </w:r>
           </w:p>
         </w:tc>
@@ -261,7 +261,7 @@
       </w:r>
       <w:r>
         <w:rPr/>
-        <w:t xml:space="preserve">contrastar las 16 funcionalidades de la ficha 04 con el sistema y dejar el diagrama de actividades del caso de uso CU-01 (postulación y activación de un negocio de peluquería canina), con cada actividad marcada como implementada, parcial o pendiente, y el incremento comprometido para el acceso por postulación sin cobro.</w:t>
+        <w:t xml:space="preserve">contrastar con el sistema las 6 funcionalidades de la ficha 04 (60 %), agregar las 3 funcionalidades del acceso por postulación sin cobro (F07 a F09) y dejar el diagrama de actividades del caso de uso CU-01 (postulación, onboarding y activación de un complemento en un negocio de peluquería canina), con cada actividad marcada como implementada, parcial o pendiente.</w:t>
       </w:r>
     </w:p>
     <w:p>
@@ -581,7 +581,7 @@
               <w:rPr>
                 <w:sz w:val="18"/>
               </w:rPr>
-              <w:t xml:space="preserve">Autenticación, roles y seguridad</w:t>
+              <w:t xml:space="preserve">Reserva de horas existente (línea base)</w:t>
             </w:r>
           </w:p>
         </w:tc>
@@ -597,7 +597,7 @@
               <w:rPr>
                 <w:sz w:val="18"/>
               </w:rPr>
-              <w:t xml:space="preserve">9 % · Terminada y comprobada (100 %)</w:t>
+              <w:t xml:space="preserve">10 % · Terminada y comprobada (100 %)</w:t>
             </w:r>
           </w:p>
         </w:tc>
@@ -613,7 +613,7 @@
               <w:rPr>
                 <w:sz w:val="18"/>
               </w:rPr>
-              <w:t xml:space="preserve">A10 (acceso al panel)</w:t>
+              <w:t xml:space="preserve">A16 (reservas)</w:t>
             </w:r>
           </w:p>
         </w:tc>
@@ -645,7 +645,7 @@
               <w:rPr>
                 <w:sz w:val="18"/>
               </w:rPr>
-              <w:t xml:space="preserve">Código y pruebas en Ficha 04 (TotpServiceTest, StaffPermissionServiceTest). Brecha: captura del acceso al panel por adjuntar.</w:t>
+              <w:t xml:space="preserve">PublicBookingServiceTest y AppointmentAvailabilityIntegrationTest (HurryBack); página pública /business/[slug] (HurryFront). Brecha: captura por adjuntar.</w:t>
             </w:r>
           </w:p>
         </w:tc>
@@ -670,7 +670,7 @@
               <w:rPr>
                 <w:sz w:val="18"/>
               </w:rPr>
-              <w:t xml:space="preserve">Registro de negocio y onboarding</w:t>
+              <w:t xml:space="preserve">Registro y guardado de los datos de un negocio</w:t>
             </w:r>
           </w:p>
         </w:tc>
@@ -686,7 +686,7 @@
               <w:rPr>
                 <w:sz w:val="18"/>
               </w:rPr>
-              <w:t xml:space="preserve">5 % · Terminada y comprobada (100 %)</w:t>
+              <w:t xml:space="preserve">20 % · Funciona parcialmente (50 %)</w:t>
             </w:r>
           </w:p>
         </w:tc>
@@ -702,7 +702,7 @@
               <w:rPr>
                 <w:sz w:val="18"/>
               </w:rPr>
-              <w:t xml:space="preserve">A02, A03, A09</w:t>
+              <w:t xml:space="preserve">A02, A03, A09, A10</w:t>
             </w:r>
           </w:p>
         </w:tc>
@@ -718,7 +718,7 @@
               <w:rPr>
                 <w:sz w:val="18"/>
               </w:rPr>
-              <w:t xml:space="preserve">Terminada y comprobada (100 %)</w:t>
+              <w:t xml:space="preserve">Funciona parcialmente (50 %)</w:t>
             </w:r>
           </w:p>
         </w:tc>
@@ -734,7 +734,7 @@
               <w:rPr>
                 <w:sz w:val="18"/>
               </w:rPr>
-              <w:t xml:space="preserve">HurryFront /register-business y HurryBack BusinessValidator (BusinessValidatorUniquenessTest, ChileanRutTest). Brecha: hoy es autorregistro, no postulación.</w:t>
+              <w:t xml:space="preserve">HurryFront /register-business; HurryBack BusinessController y BusinessValidator (BusinessValidatorUniquenessTest, ChileanRutTest). Brecha: falta la prueba punta a punta de alta de negocio a publicación en el listado; se hará en la demo.</w:t>
             </w:r>
           </w:p>
         </w:tc>
@@ -759,7 +759,7 @@
               <w:rPr>
                 <w:sz w:val="18"/>
               </w:rPr>
-              <w:t xml:space="preserve">Sucursales, horarios y disponibilidad</w:t>
+              <w:t xml:space="preserve">Listado público de negocios en Marketplace</w:t>
             </w:r>
           </w:p>
         </w:tc>
@@ -775,96 +775,7 @@
               <w:rPr>
                 <w:sz w:val="18"/>
               </w:rPr>
-              <w:t xml:space="preserve">7 % · Terminada y comprobada (100 %)</w:t>
-            </w:r>
-          </w:p>
-        </w:tc>
-        <w:tc>
-          <w:tcPr>
-            <w:tcW w:type="dxa" w:w="2045"/>
-          </w:tcPr>
-          <w:p>
-            <w:pPr>
-              <w:spacing w:after="100"/>
-            </w:pPr>
-            <w:r>
-              <w:rPr>
-                <w:sz w:val="18"/>
-              </w:rPr>
-              <w:t xml:space="preserve">— (no participa en CU-01)</w:t>
-            </w:r>
-          </w:p>
-        </w:tc>
-        <w:tc>
-          <w:tcPr>
-            <w:tcW w:type="dxa" w:w="2045"/>
-          </w:tcPr>
-          <w:p>
-            <w:pPr>
-              <w:spacing w:after="100"/>
-            </w:pPr>
-            <w:r>
-              <w:rPr>
-                <w:sz w:val="18"/>
-              </w:rPr>
-              <w:t xml:space="preserve">Terminada y comprobada (100 %)</w:t>
-            </w:r>
-          </w:p>
-        </w:tc>
-        <w:tc>
-          <w:tcPr>
-            <w:tcW w:type="dxa" w:w="2045"/>
-          </w:tcPr>
-          <w:p>
-            <w:pPr>
-              <w:spacing w:after="100"/>
-            </w:pPr>
-            <w:r>
-              <w:rPr>
-                <w:sz w:val="18"/>
-              </w:rPr>
-              <w:t xml:space="preserve">Ver Ficha 04. Se usa después del flujo, al operar el negocio.</w:t>
-            </w:r>
-          </w:p>
-        </w:tc>
-      </w:tr>
-      <w:tr>
-        <w:tc>
-          <w:tcPr>
-            <w:tcW w:type="dxa" w:w="2045"/>
-          </w:tcPr>
-          <w:p>
-            <w:pPr>
-              <w:spacing w:after="100"/>
-            </w:pPr>
-            <w:r>
-              <w:rPr>
-                <w:b/>
-                <w:sz w:val="18"/>
-              </w:rPr>
-              <w:t xml:space="preserve">F04 · </w:t>
-            </w:r>
-            <w:r>
-              <w:rPr>
-                <w:sz w:val="18"/>
-              </w:rPr>
-              <w:t xml:space="preserve">Profesionales y servicios</w:t>
-            </w:r>
-          </w:p>
-        </w:tc>
-        <w:tc>
-          <w:tcPr>
-            <w:tcW w:type="dxa" w:w="2045"/>
-          </w:tcPr>
-          <w:p>
-            <w:pPr>
-              <w:spacing w:after="100"/>
-            </w:pPr>
-            <w:r>
-              <w:rPr>
-                <w:sz w:val="18"/>
-              </w:rPr>
-              <w:t xml:space="preserve">7 % · Terminada y comprobada (100 %)</w:t>
+              <w:t xml:space="preserve">25 % · Terminada y comprobada (100 %)</w:t>
             </w:r>
           </w:p>
         </w:tc>
@@ -912,7 +823,7 @@
               <w:rPr>
                 <w:sz w:val="18"/>
               </w:rPr>
-              <w:t xml:space="preserve">ServiceController y /dashboard/services; el servicio «Baño y corte» se crea desde el panel. Brecha: captura por adjuntar.</w:t>
+              <w:t xml:space="preserve">HurryFront /businesses con filtros y tarjetas (BusinessCard, listPublicBusinesses); HurryBack PublicBusinessController. Brecha: sin prueba automatizada.</w:t>
             </w:r>
           </w:p>
         </w:tc>
@@ -931,13 +842,13 @@
                 <w:b/>
                 <w:sz w:val="18"/>
               </w:rPr>
-              <w:t xml:space="preserve">F05 · </w:t>
+              <w:t xml:space="preserve">F04 · </w:t>
             </w:r>
             <w:r>
               <w:rPr>
                 <w:sz w:val="18"/>
               </w:rPr>
-              <w:t xml:space="preserve">Clientes, fichas y perfil por rubro (mascotas)</w:t>
+              <w:t xml:space="preserve">Información pública: rubro, dirección y reseñas</w:t>
             </w:r>
           </w:p>
         </w:tc>
@@ -953,96 +864,7 @@
               <w:rPr>
                 <w:sz w:val="18"/>
               </w:rPr>
-              <w:t xml:space="preserve">7 % · Terminada y comprobada (100 %)</w:t>
-            </w:r>
-          </w:p>
-        </w:tc>
-        <w:tc>
-          <w:tcPr>
-            <w:tcW w:type="dxa" w:w="2045"/>
-          </w:tcPr>
-          <w:p>
-            <w:pPr>
-              <w:spacing w:after="100"/>
-            </w:pPr>
-            <w:r>
-              <w:rPr>
-                <w:sz w:val="18"/>
-              </w:rPr>
-              <w:t xml:space="preserve">— (no participa en CU-01)</w:t>
-            </w:r>
-          </w:p>
-        </w:tc>
-        <w:tc>
-          <w:tcPr>
-            <w:tcW w:type="dxa" w:w="2045"/>
-          </w:tcPr>
-          <w:p>
-            <w:pPr>
-              <w:spacing w:after="100"/>
-            </w:pPr>
-            <w:r>
-              <w:rPr>
-                <w:sz w:val="18"/>
-              </w:rPr>
-              <w:t xml:space="preserve">Terminada y comprobada (100 %)</w:t>
-            </w:r>
-          </w:p>
-        </w:tc>
-        <w:tc>
-          <w:tcPr>
-            <w:tcW w:type="dxa" w:w="2045"/>
-          </w:tcPr>
-          <w:p>
-            <w:pPr>
-              <w:spacing w:after="100"/>
-            </w:pPr>
-            <w:r>
-              <w:rPr>
-                <w:sz w:val="18"/>
-              </w:rPr>
-              <w:t xml:space="preserve">Perfil PETS del rubro Peluquería canina (migración V33). Se usa al atender clientes.</w:t>
-            </w:r>
-          </w:p>
-        </w:tc>
-      </w:tr>
-      <w:tr>
-        <w:tc>
-          <w:tcPr>
-            <w:tcW w:type="dxa" w:w="2045"/>
-          </w:tcPr>
-          <w:p>
-            <w:pPr>
-              <w:spacing w:after="100"/>
-            </w:pPr>
-            <w:r>
-              <w:rPr>
-                <w:b/>
-                <w:sz w:val="18"/>
-              </w:rPr>
-              <w:t xml:space="preserve">F06 · </w:t>
-            </w:r>
-            <w:r>
-              <w:rPr>
-                <w:sz w:val="18"/>
-              </w:rPr>
-              <w:t xml:space="preserve">Reservas y agenda</w:t>
-            </w:r>
-          </w:p>
-        </w:tc>
-        <w:tc>
-          <w:tcPr>
-            <w:tcW w:type="dxa" w:w="2045"/>
-          </w:tcPr>
-          <w:p>
-            <w:pPr>
-              <w:spacing w:after="100"/>
-            </w:pPr>
-            <w:r>
-              <w:rPr>
-                <w:sz w:val="18"/>
-              </w:rPr>
-              <w:t xml:space="preserve">14 % · Terminada y comprobada (100 %)</w:t>
+              <w:t xml:space="preserve">15 % · Terminada y comprobada (100 %)</w:t>
             </w:r>
           </w:p>
         </w:tc>
@@ -1090,7 +912,7 @@
               <w:rPr>
                 <w:sz w:val="18"/>
               </w:rPr>
-              <w:t xml:space="preserve">Página pública /business/[slug] y PublicBookingServiceTest. Brecha: captura de una reserva por adjuntar.</w:t>
+              <w:t xml:space="preserve">Rubro y calificación en la tarjeta del negocio; reseñas con ReviewController (V11). Brecha: sin prueba automatizada.</w:t>
             </w:r>
           </w:p>
         </w:tc>
@@ -1109,13 +931,13 @@
                 <w:b/>
                 <w:sz w:val="18"/>
               </w:rPr>
-              <w:t xml:space="preserve">F07 · </w:t>
+              <w:t xml:space="preserve">F05 · </w:t>
             </w:r>
             <w:r>
               <w:rPr>
                 <w:sz w:val="18"/>
               </w:rPr>
-              <w:t xml:space="preserve">Notificaciones y recordatorios</w:t>
+              <w:t xml:space="preserve">Modal de detalle y portafolio por negocio</w:t>
             </w:r>
           </w:p>
         </w:tc>
@@ -1131,7 +953,7 @@
               <w:rPr>
                 <w:sz w:val="18"/>
               </w:rPr>
-              <w:t xml:space="preserve">5 % · Terminada y comprobada (100 %)</w:t>
+              <w:t xml:space="preserve">20 % · No iniciada (0 %)</w:t>
             </w:r>
           </w:p>
         </w:tc>
@@ -1147,96 +969,7 @@
               <w:rPr>
                 <w:sz w:val="18"/>
               </w:rPr>
-              <w:t xml:space="preserve">A05, A06, A08, A10, A13 (correos)</w:t>
-            </w:r>
-          </w:p>
-        </w:tc>
-        <w:tc>
-          <w:tcPr>
-            <w:tcW w:type="dxa" w:w="2045"/>
-          </w:tcPr>
-          <w:p>
-            <w:pPr>
-              <w:spacing w:after="100"/>
-            </w:pPr>
-            <w:r>
-              <w:rPr>
-                <w:sz w:val="18"/>
-              </w:rPr>
-              <w:t xml:space="preserve">Terminada y comprobada (100 %)</w:t>
-            </w:r>
-          </w:p>
-        </w:tc>
-        <w:tc>
-          <w:tcPr>
-            <w:tcW w:type="dxa" w:w="2045"/>
-          </w:tcPr>
-          <w:p>
-            <w:pPr>
-              <w:spacing w:after="100"/>
-            </w:pPr>
-            <w:r>
-              <w:rPr>
-                <w:sz w:val="18"/>
-              </w:rPr>
-              <w:t xml:space="preserve">EmailNotificationService operativo. Brecha: las plantillas de postulación, rechazo y no activación no existen.</w:t>
-            </w:r>
-          </w:p>
-        </w:tc>
-      </w:tr>
-      <w:tr>
-        <w:tc>
-          <w:tcPr>
-            <w:tcW w:type="dxa" w:w="2045"/>
-          </w:tcPr>
-          <w:p>
-            <w:pPr>
-              <w:spacing w:after="100"/>
-            </w:pPr>
-            <w:r>
-              <w:rPr>
-                <w:b/>
-                <w:sz w:val="18"/>
-              </w:rPr>
-              <w:t xml:space="preserve">F08 · </w:t>
-            </w:r>
-            <w:r>
-              <w:rPr>
-                <w:sz w:val="18"/>
-              </w:rPr>
-              <w:t xml:space="preserve">Mi Marketplace</w:t>
-            </w:r>
-          </w:p>
-        </w:tc>
-        <w:tc>
-          <w:tcPr>
-            <w:tcW w:type="dxa" w:w="2045"/>
-          </w:tcPr>
-          <w:p>
-            <w:pPr>
-              <w:spacing w:after="100"/>
-            </w:pPr>
-            <w:r>
-              <w:rPr>
-                <w:sz w:val="18"/>
-              </w:rPr>
-              <w:t xml:space="preserve">5 % · Funciona parcialmente (50 %)</w:t>
-            </w:r>
-          </w:p>
-        </w:tc>
-        <w:tc>
-          <w:tcPr>
-            <w:tcW w:type="dxa" w:w="2045"/>
-          </w:tcPr>
-          <w:p>
-            <w:pPr>
-              <w:spacing w:after="100"/>
-            </w:pPr>
-            <w:r>
-              <w:rPr>
-                <w:sz w:val="18"/>
-              </w:rPr>
-              <w:t xml:space="preserve">A16 (página pública)</w:t>
+              <w:t xml:space="preserve">A16</w:t>
             </w:r>
           </w:p>
         </w:tc>
@@ -1268,7 +1001,7 @@
               <w:rPr>
                 <w:sz w:val="18"/>
               </w:rPr>
-              <w:t xml:space="preserve">Sin prueba automatizada; vista de cliente sin comprobar. Ver Ficha 04.</w:t>
+              <w:t xml:space="preserve">Implementado en código: BusinessDetailModal (reseñas y galería con PhotoLightbox) y soporte público de Marketplace en HurryBack (#59). Brecha: no comprobado en demo ni con prueba automatizada.</w:t>
             </w:r>
           </w:p>
         </w:tc>
@@ -1287,13 +1020,13 @@
                 <w:b/>
                 <w:sz w:val="18"/>
               </w:rPr>
-              <w:t xml:space="preserve">F09 · </w:t>
+              <w:t xml:space="preserve">F06 · </w:t>
             </w:r>
             <w:r>
               <w:rPr>
                 <w:sz w:val="18"/>
               </w:rPr>
-              <w:t xml:space="preserve">Panel de gestión (inicio, estadísticas, caja y comisiones)</w:t>
+              <w:t xml:space="preserve">Carga y visualización de fotografías de trabajos</w:t>
             </w:r>
           </w:p>
         </w:tc>
@@ -1309,7 +1042,7 @@
               <w:rPr>
                 <w:sz w:val="18"/>
               </w:rPr>
-              <w:t xml:space="preserve">8 % · Terminada y comprobada (100 %)</w:t>
+              <w:t xml:space="preserve">10 % · No iniciada (0 %)</w:t>
             </w:r>
           </w:p>
         </w:tc>
@@ -1325,96 +1058,7 @@
               <w:rPr>
                 <w:sz w:val="18"/>
               </w:rPr>
-              <w:t xml:space="preserve">— (no participa en CU-01)</w:t>
-            </w:r>
-          </w:p>
-        </w:tc>
-        <w:tc>
-          <w:tcPr>
-            <w:tcW w:type="dxa" w:w="2045"/>
-          </w:tcPr>
-          <w:p>
-            <w:pPr>
-              <w:spacing w:after="100"/>
-            </w:pPr>
-            <w:r>
-              <w:rPr>
-                <w:sz w:val="18"/>
-              </w:rPr>
-              <w:t xml:space="preserve">Terminada y comprobada (100 %)</w:t>
-            </w:r>
-          </w:p>
-        </w:tc>
-        <w:tc>
-          <w:tcPr>
-            <w:tcW w:type="dxa" w:w="2045"/>
-          </w:tcPr>
-          <w:p>
-            <w:pPr>
-              <w:spacing w:after="100"/>
-            </w:pPr>
-            <w:r>
-              <w:rPr>
-                <w:sz w:val="18"/>
-              </w:rPr>
-              <w:t xml:space="preserve">Ver Ficha 04.</w:t>
-            </w:r>
-          </w:p>
-        </w:tc>
-      </w:tr>
-      <w:tr>
-        <w:tc>
-          <w:tcPr>
-            <w:tcW w:type="dxa" w:w="2045"/>
-          </w:tcPr>
-          <w:p>
-            <w:pPr>
-              <w:spacing w:after="100"/>
-            </w:pPr>
-            <w:r>
-              <w:rPr>
-                <w:b/>
-                <w:sz w:val="18"/>
-              </w:rPr>
-              <w:t xml:space="preserve">F10 · </w:t>
-            </w:r>
-            <w:r>
-              <w:rPr>
-                <w:sz w:val="18"/>
-              </w:rPr>
-              <w:t xml:space="preserve">Inventario y venta de productos (complemento)</w:t>
-            </w:r>
-          </w:p>
-        </w:tc>
-        <w:tc>
-          <w:tcPr>
-            <w:tcW w:type="dxa" w:w="2045"/>
-          </w:tcPr>
-          <w:p>
-            <w:pPr>
-              <w:spacing w:after="100"/>
-            </w:pPr>
-            <w:r>
-              <w:rPr>
-                <w:sz w:val="18"/>
-              </w:rPr>
-              <w:t xml:space="preserve">5 % · Funciona parcialmente (50 %)</w:t>
-            </w:r>
-          </w:p>
-        </w:tc>
-        <w:tc>
-          <w:tcPr>
-            <w:tcW w:type="dxa" w:w="2045"/>
-          </w:tcPr>
-          <w:p>
-            <w:pPr>
-              <w:spacing w:after="100"/>
-            </w:pPr>
-            <w:r>
-              <w:rPr>
-                <w:sz w:val="18"/>
-              </w:rPr>
-              <w:t xml:space="preserve">A15</w:t>
+              <w:t xml:space="preserve">A16</w:t>
             </w:r>
           </w:p>
         </w:tc>
@@ -1446,7 +1090,7 @@
               <w:rPr>
                 <w:sz w:val="18"/>
               </w:rPr>
-              <w:t xml:space="preserve">El módulo aparece solo con el complemento activo (HurryFront lib/addons.ts). Brecha: sin prueba automatizada del módulo.</w:t>
+              <w:t xml:space="preserve">Mi Marketplace (/dashboard/marketplace) con AttachmentUploadModal; galería (V30) y comentarios de fotos (V31); HurryBack #6. Brecha: no comprobado en demo; sin prueba automatizada.</w:t>
             </w:r>
           </w:p>
         </w:tc>
@@ -1465,13 +1109,13 @@
                 <w:b/>
                 <w:sz w:val="18"/>
               </w:rPr>
-              <w:t xml:space="preserve">F11 · </w:t>
+              <w:t xml:space="preserve">F07 · </w:t>
             </w:r>
             <w:r>
               <w:rPr>
                 <w:sz w:val="18"/>
               </w:rPr>
-              <w:t xml:space="preserve">Campañas de correo y retención (complemento)</w:t>
+              <w:t xml:space="preserve">Acceso por postulación: formulario por correo y bandeja del Super Admin con el plan elegido</w:t>
             </w:r>
           </w:p>
         </w:tc>
@@ -1487,274 +1131,7 @@
               <w:rPr>
                 <w:sz w:val="18"/>
               </w:rPr>
-              <w:t xml:space="preserve">3 % · Terminada y comprobada (100 %)</w:t>
-            </w:r>
-          </w:p>
-        </w:tc>
-        <w:tc>
-          <w:tcPr>
-            <w:tcW w:type="dxa" w:w="2045"/>
-          </w:tcPr>
-          <w:p>
-            <w:pPr>
-              <w:spacing w:after="100"/>
-            </w:pPr>
-            <w:r>
-              <w:rPr>
-                <w:sz w:val="18"/>
-              </w:rPr>
-              <w:t xml:space="preserve">— (no participa en CU-01)</w:t>
-            </w:r>
-          </w:p>
-        </w:tc>
-        <w:tc>
-          <w:tcPr>
-            <w:tcW w:type="dxa" w:w="2045"/>
-          </w:tcPr>
-          <w:p>
-            <w:pPr>
-              <w:spacing w:after="100"/>
-            </w:pPr>
-            <w:r>
-              <w:rPr>
-                <w:sz w:val="18"/>
-              </w:rPr>
-              <w:t xml:space="preserve">Terminada y comprobada (100 %)</w:t>
-            </w:r>
-          </w:p>
-        </w:tc>
-        <w:tc>
-          <w:tcPr>
-            <w:tcW w:type="dxa" w:w="2045"/>
-          </w:tcPr>
-          <w:p>
-            <w:pPr>
-              <w:spacing w:after="100"/>
-            </w:pPr>
-            <w:r>
-              <w:rPr>
-                <w:sz w:val="18"/>
-              </w:rPr>
-              <w:t xml:space="preserve">Ver Ficha 04.</w:t>
-            </w:r>
-          </w:p>
-        </w:tc>
-      </w:tr>
-      <w:tr>
-        <w:tc>
-          <w:tcPr>
-            <w:tcW w:type="dxa" w:w="2045"/>
-          </w:tcPr>
-          <w:p>
-            <w:pPr>
-              <w:spacing w:after="100"/>
-            </w:pPr>
-            <w:r>
-              <w:rPr>
-                <w:b/>
-                <w:sz w:val="18"/>
-              </w:rPr>
-              <w:t xml:space="preserve">F12 · </w:t>
-            </w:r>
-            <w:r>
-              <w:rPr>
-                <w:sz w:val="18"/>
-              </w:rPr>
-              <w:t xml:space="preserve">Planes, suscripción y facturación (HurryBilling)</w:t>
-            </w:r>
-          </w:p>
-        </w:tc>
-        <w:tc>
-          <w:tcPr>
-            <w:tcW w:type="dxa" w:w="2045"/>
-          </w:tcPr>
-          <w:p>
-            <w:pPr>
-              <w:spacing w:after="100"/>
-            </w:pPr>
-            <w:r>
-              <w:rPr>
-                <w:sz w:val="18"/>
-              </w:rPr>
-              <w:t xml:space="preserve">7 % · Funciona parcialmente (50 %)</w:t>
-            </w:r>
-          </w:p>
-        </w:tc>
-        <w:tc>
-          <w:tcPr>
-            <w:tcW w:type="dxa" w:w="2045"/>
-          </w:tcPr>
-          <w:p>
-            <w:pPr>
-              <w:spacing w:after="100"/>
-            </w:pPr>
-            <w:r>
-              <w:rPr>
-                <w:sz w:val="18"/>
-              </w:rPr>
-              <w:t xml:space="preserve">A09 (plan)</w:t>
-            </w:r>
-          </w:p>
-        </w:tc>
-        <w:tc>
-          <w:tcPr>
-            <w:tcW w:type="dxa" w:w="2045"/>
-          </w:tcPr>
-          <w:p>
-            <w:pPr>
-              <w:spacing w:after="100"/>
-            </w:pPr>
-            <w:r>
-              <w:rPr>
-                <w:sz w:val="18"/>
-              </w:rPr>
-              <w:t xml:space="preserve">Funciona parcialmente (50 %)</w:t>
-            </w:r>
-          </w:p>
-        </w:tc>
-        <w:tc>
-          <w:tcPr>
-            <w:tcW w:type="dxa" w:w="2045"/>
-          </w:tcPr>
-          <w:p>
-            <w:pPr>
-              <w:spacing w:after="100"/>
-            </w:pPr>
-            <w:r>
-              <w:rPr>
-                <w:sz w:val="18"/>
-              </w:rPr>
-              <w:t xml:space="preserve">El plan actual exige checkout; el pago es simulado en desarrollo. Brecha: plan sin cobro.</w:t>
-            </w:r>
-          </w:p>
-        </w:tc>
-      </w:tr>
-      <w:tr>
-        <w:tc>
-          <w:tcPr>
-            <w:tcW w:type="dxa" w:w="2045"/>
-          </w:tcPr>
-          <w:p>
-            <w:pPr>
-              <w:spacing w:after="100"/>
-            </w:pPr>
-            <w:r>
-              <w:rPr>
-                <w:b/>
-                <w:sz w:val="18"/>
-              </w:rPr>
-              <w:t xml:space="preserve">F13 · </w:t>
-            </w:r>
-            <w:r>
-              <w:rPr>
-                <w:sz w:val="18"/>
-              </w:rPr>
-              <w:t xml:space="preserve">Panel Super Admin</w:t>
-            </w:r>
-          </w:p>
-        </w:tc>
-        <w:tc>
-          <w:tcPr>
-            <w:tcW w:type="dxa" w:w="2045"/>
-          </w:tcPr>
-          <w:p>
-            <w:pPr>
-              <w:spacing w:after="100"/>
-            </w:pPr>
-            <w:r>
-              <w:rPr>
-                <w:sz w:val="18"/>
-              </w:rPr>
-              <w:t xml:space="preserve">7 % · Terminada y comprobada (100 %)</w:t>
-            </w:r>
-          </w:p>
-        </w:tc>
-        <w:tc>
-          <w:tcPr>
-            <w:tcW w:type="dxa" w:w="2045"/>
-          </w:tcPr>
-          <w:p>
-            <w:pPr>
-              <w:spacing w:after="100"/>
-            </w:pPr>
-            <w:r>
-              <w:rPr>
-                <w:sz w:val="18"/>
-              </w:rPr>
-              <w:t xml:space="preserve">A07, A12, A14</w:t>
-            </w:r>
-          </w:p>
-        </w:tc>
-        <w:tc>
-          <w:tcPr>
-            <w:tcW w:type="dxa" w:w="2045"/>
-          </w:tcPr>
-          <w:p>
-            <w:pPr>
-              <w:spacing w:after="100"/>
-            </w:pPr>
-            <w:r>
-              <w:rPr>
-                <w:sz w:val="18"/>
-              </w:rPr>
-              <w:t xml:space="preserve">Terminada y comprobada (100 %)</w:t>
-            </w:r>
-          </w:p>
-        </w:tc>
-        <w:tc>
-          <w:tcPr>
-            <w:tcW w:type="dxa" w:w="2045"/>
-          </w:tcPr>
-          <w:p>
-            <w:pPr>
-              <w:spacing w:after="100"/>
-            </w:pPr>
-            <w:r>
-              <w:rPr>
-                <w:sz w:val="18"/>
-              </w:rPr>
-              <w:t xml:space="preserve">Rutas /admin/* con auditoría (V22). Brecha: falta la bandeja de postulaciones.</w:t>
-            </w:r>
-          </w:p>
-        </w:tc>
-      </w:tr>
-      <w:tr>
-        <w:tc>
-          <w:tcPr>
-            <w:tcW w:type="dxa" w:w="2045"/>
-          </w:tcPr>
-          <w:p>
-            <w:pPr>
-              <w:spacing w:after="100"/>
-            </w:pPr>
-            <w:r>
-              <w:rPr>
-                <w:b/>
-                <w:sz w:val="18"/>
-              </w:rPr>
-              <w:t xml:space="preserve">F14 · </w:t>
-            </w:r>
-            <w:r>
-              <w:rPr>
-                <w:sz w:val="18"/>
-              </w:rPr>
-              <w:t xml:space="preserve">Acceso por postulación (formulario por correo y bandeja)</w:t>
-            </w:r>
-          </w:p>
-        </w:tc>
-        <w:tc>
-          <w:tcPr>
-            <w:tcW w:type="dxa" w:w="2045"/>
-          </w:tcPr>
-          <w:p>
-            <w:pPr>
-              <w:spacing w:after="100"/>
-            </w:pPr>
-            <w:r>
-              <w:rPr>
-                <w:sz w:val="18"/>
-              </w:rPr>
-              <w:t xml:space="preserve">4 % · No iniciada (0 %)</w:t>
+              <w:t xml:space="preserve">No existía en la ficha 04 (peso propuesto 12 %)</w:t>
             </w:r>
           </w:p>
         </w:tc>
@@ -1802,7 +1179,7 @@
               <w:rPr>
                 <w:sz w:val="18"/>
               </w:rPr>
-              <w:t xml:space="preserve">No existe. Es el principal incremento comprometido.</w:t>
+              <w:t xml:space="preserve">No existe. Hoy el negocio se registra solo en /register-business. Es el principal incremento comprometido.</w:t>
             </w:r>
           </w:p>
         </w:tc>
@@ -1821,13 +1198,13 @@
                 <w:b/>
                 <w:sz w:val="18"/>
               </w:rPr>
-              <w:t xml:space="preserve">F15 · </w:t>
+              <w:t xml:space="preserve">F08 · </w:t>
             </w:r>
             <w:r>
               <w:rPr>
                 <w:sz w:val="18"/>
               </w:rPr>
-              <w:t xml:space="preserve">Acceso sin cobro (pagos desactivados)</w:t>
+              <w:t xml:space="preserve">Acceso sin cobro: sin Transbank y sin cobro de complementos</w:t>
             </w:r>
           </w:p>
         </w:tc>
@@ -1843,7 +1220,7 @@
               <w:rPr>
                 <w:sz w:val="18"/>
               </w:rPr>
-              <w:t xml:space="preserve">3 % · No iniciada (0 %)</w:t>
+              <w:t xml:space="preserve">No existía en la ficha 04 (peso propuesto 6 %)</w:t>
             </w:r>
           </w:p>
         </w:tc>
@@ -1859,7 +1236,7 @@
               <w:rPr>
                 <w:sz w:val="18"/>
               </w:rPr>
-              <w:t xml:space="preserve">A09</w:t>
+              <w:t xml:space="preserve">A09 (plan sin cobro)</w:t>
             </w:r>
           </w:p>
         </w:tc>
@@ -1891,7 +1268,7 @@
               <w:rPr>
                 <w:sz w:val="18"/>
               </w:rPr>
-              <w:t xml:space="preserve">No existe. Hoy el flujo pasa por /checkout.</w:t>
+              <w:t xml:space="preserve">No iniciada: el flujo actual pasa por el pago. Se resolverá en un proyecto aparte clonado de HurryUp (front y back).</w:t>
             </w:r>
           </w:p>
         </w:tc>
@@ -1910,13 +1287,13 @@
                 <w:b/>
                 <w:sz w:val="18"/>
               </w:rPr>
-              <w:t xml:space="preserve">F16 · </w:t>
+              <w:t xml:space="preserve">F09 · </w:t>
             </w:r>
             <w:r>
               <w:rPr>
                 <w:sz w:val="18"/>
               </w:rPr>
-              <w:t xml:space="preserve">Activación de complementos por el Super Admin</w:t>
+              <w:t xml:space="preserve">Solicitud de complementos por el negocio y activación (o regalo) por el Super Admin</w:t>
             </w:r>
           </w:p>
         </w:tc>
@@ -1932,7 +1309,7 @@
               <w:rPr>
                 <w:sz w:val="18"/>
               </w:rPr>
-              <w:t xml:space="preserve">4 % · Funciona parcialmente (50 %)</w:t>
+              <w:t xml:space="preserve">No existía en la ficha 04 (peso propuesto 12 %)</w:t>
             </w:r>
           </w:p>
         </w:tc>
@@ -1980,7 +1357,7 @@
               <w:rPr>
                 <w:sz w:val="18"/>
               </w:rPr>
-              <w:t xml:space="preserve">Regalo de complemento implementado (AddonService.grant, /admin/businesses/[id]). Brecha: solicitud del negocio (A11–A13).</w:t>
+              <w:t xml:space="preserve">El regalo de complemento sin cobro existe (HurryBilling AddonService.grant; HurryFront /admin/businesses/[id]; auditoría V22). Brecha: la solicitud del negocio (A11 a A13).</w:t>
             </w:r>
           </w:p>
         </w:tc>
@@ -1996,11 +1373,11 @@
         <w:rPr>
           <w:b/>
         </w:rPr>
-        <w:t xml:space="preserve">Ubicación del código y versión probada: </w:t>
+        <w:t xml:space="preserve">Identificadores y versión probada: </w:t>
       </w:r>
       <w:r>
         <w:rPr/>
-        <w:t xml:space="preserve">rama develop de github.com/CheVenom/HurryBack (commit 8ecbb27), github.com/CheVenom/HurryBilling (7dff813) y github.com/CheVenom/HurryFront (59d23d2), corte al 15/10/2026. Los pesos y estados son los de la ficha 04 y no se modificaron.</w:t>
+        <w:t xml:space="preserve">F01 a F06 siguen el orden y los pesos de la ficha 04 (Heredia, 30/09/2026) y no se modificaron; F07 a F09 son alcance agregado en Fase 2. Código: rama develop de github.com/CheVenom/HurryBack (commit 8ecbb27), HurryBilling (7dff813) y HurryFront (59d23d2), corte al 15/10/2026.</w:t>
       </w:r>
     </w:p>
     <w:p>
@@ -2210,7 +1587,7 @@
       </w:r>
       <w:r>
         <w:rPr/>
-        <w:t xml:space="preserve">82,5 %    </w:t>
+        <w:t xml:space="preserve">60 %    </w:t>
       </w:r>
       <w:r>
         <w:rPr>
@@ -2220,7 +1597,7 @@
       </w:r>
       <w:r>
         <w:rPr/>
-        <w:t xml:space="preserve">82,5 %    </w:t>
+        <w:t xml:space="preserve">75 %    </w:t>
       </w:r>
       <w:r>
         <w:rPr>
@@ -2230,7 +1607,7 @@
       </w:r>
       <w:r>
         <w:rPr/>
-        <w:t xml:space="preserve">0,0 puntos porcentuales</w:t>
+        <w:t xml:space="preserve">+15 puntos porcentuales</w:t>
       </w:r>
     </w:p>
     <w:p>
@@ -2254,7 +1631,19 @@
       </w:r>
       <w:r>
         <w:rPr/>
-        <w:t xml:space="preserve">no hubo variación porque entre las fichas 04 y 05 el trabajo fue de trazabilidad y diseño (diagramas A01–A16 y caso de uso CU-01). El contraste con el código confirmó los estados de la ficha 04 y no se modificaron los pesos.</w:t>
+        <w:t xml:space="preserve">F05 y F06 pasaron de «no iniciada» a «funciona parcialmente» porque existen en el código el modal de detalle con reseñas y galería (BusinessDetailModal, PhotoLightbox) y la carga de fotos en Mi Marketplace (AttachmentUploadModal, galería V30, comentarios V31): 20 % × 50 % + 10 % × 50 % = 15 puntos. Los pesos no se modificaron y esos dos módulos siguen en 50 % hasta comprobarlos en la demo.</w:t>
+      </w:r>
+    </w:p>
+    <w:p>
+      <w:r>
+        <w:rPr>
+          <w:b/>
+        </w:rPr>
+        <w:t xml:space="preserve">Cambio de alcance (a validar con el docente): </w:t>
+      </w:r>
+      <w:r>
+        <w:rPr/>
+        <w:t xml:space="preserve">se agregan F07, F08 y F09 (acceso por postulación sin cobro) con pesos propuestos de 12 %, 6 % y 12 %, y F01 a F06 se escalan a 70 %. Con esa propuesta el avance sería 75 % × 0,70 + 12 % × 50 % (F09) = 58,5 %. Se informa aparte para no inflar ni modificar el avance de la ficha 04.</w:t>
       </w:r>
     </w:p>
     <w:p>
@@ -2428,7 +1817,7 @@
       </w:r>
       <w:r>
         <w:rPr/>
-        <w:t xml:space="preserve">Fase 2/Evidencias Proyecto/Evidencias de documentacion/ (Diagrama_Actividades_CU01_Parte1.svg y .png, Diagrama_Actividades_CU01_Parte2.svg y .png) · versión 1.0 del 22/10/2026 en github.com/Vichobustosss/2026_2_BUSTOS-HEREDIA_CASPTONE_001D_GRUPO_006.</w:t>
+        <w:t xml:space="preserve">Fase 2/Evidencias Proyecto/Evidencias de documentacion/ (Diagrama_Actividades_CU01_Parte1.svg y .png, Diagrama_Actividades_CU01_Parte2.svg y .png y Caso_de_Uso_CU01_Postular_y_Activar_Negocio_GRUPO06.docx) · versión 1.0 del 22/10/2026 en github.com/Vichobustosss/2026_2_BUSTOS-HEREDIA_CASPTONE_001D_GRUPO_006.</w:t>
       </w:r>
     </w:p>
     <w:tbl>
@@ -2508,7 +1897,7 @@
               <w:rPr>
                 <w:sz w:val="18"/>
               </w:rPr>
-              <w:t xml:space="preserve">A14 corresponde a F13 y F16 (regalo de complemento sin cobro); A15 corresponde a F10 (habilitación del módulo Inventario); A16 corresponde a F04, F06 y F08 (servicios y página pública de reservas).</w:t>
+              <w:t xml:space="preserve">F01, F03 y F04 (100 % en la ficha 04) corresponden a A16: reservas, listado de negocios e información pública. F02 corresponde a A02, A03, A09 y A10 (registro y onboarding actual, parcial); F05 y F06 corresponden a A16 (modal con portafolio y fotos, parcial). F07 corresponde a A01 y A04 a A08; F08, a A09 (plan sin cobro); F09, a A11 a A15, con A14 y A15 implementadas.</w:t>
             </w:r>
           </w:p>
         </w:tc>
@@ -2610,7 +1999,7 @@
               <w:rPr>
                 <w:sz w:val="18"/>
               </w:rPr>
-              <w:t xml:space="preserve">Implementadas: A14, A15 y A16. Parciales: A02, A03, A09 y A10 (existen en el registro actual /register-business y deben adaptarse a la postulación y al plan sin cobro). Pendientes: A01, A04, A05, A06, A07, A08, A11, A12 y A13.</w:t>
+              <w:t xml:space="preserve">Implementadas: A14 y A15. Parciales: A02, A03, A09, A10 y A16 (en A16 existen servicios, reservas y la ficha del negocio con galería, pero falta comprobarlos en la demo). Pendientes: A01, A04, A05, A06, A07, A08, A11, A12 y A13.</w:t>
             </w:r>
           </w:p>
         </w:tc>
@@ -2644,7 +2033,7 @@
               <w:rPr>
                 <w:sz w:val="18"/>
               </w:rPr>
-              <w:t xml:space="preserve">El diagrama modela el acceso por postulación sin cobro, que aún no existe: hoy el negocio se registra solo en /register-business y contrata un plan en /checkout. Las actividades pendientes son el incremento comprometido (F14, F15 y F16).</w:t>
+              <w:t xml:space="preserve">El diagrama modela el acceso por postulación sin cobro, que aún no existe: hoy el negocio se registra solo en /register-business y contrata un plan en /checkout. Las actividades pendientes son el incremento comprometido (F07, F08 y F09).</w:t>
             </w:r>
           </w:p>
         </w:tc>
@@ -2779,7 +2168,7 @@
               <w:rPr>
                 <w:sz w:val="18"/>
               </w:rPr>
-              <w:t xml:space="preserve">Actor principal: dueña/o de la peluquería canina (Camila Rojas, personaje ficticio). Actores secundarios: Super Admin y sistema. Objetivo: acceder a HurryUp sin pagar, obtener el complemento Inventario y dejar su negocio listo para recibir reservas de baño y corte.</w:t>
+              <w:t xml:space="preserve">Actor principal: dueña/o de la peluquería canina (Camila Rojas, personaje ficticio). Actores secundarios: Super Admin y sistema. Objetivo: acceder a HurryUp sin pagar, obtener el complemento Inventario y dejar su negocio listo para aparecer en el Marketplace y recibir reservas de baño y corte.</w:t>
             </w:r>
           </w:p>
         </w:tc>
@@ -2813,7 +2202,7 @@
               <w:rPr>
                 <w:sz w:val="18"/>
               </w:rPr>
-              <w:t xml:space="preserve">F01, F02, F04, F06, F07, F08, F10, F13, F14, F15 y F16.</w:t>
+              <w:t xml:space="preserve">F01 a F09 (ficha 04 y alcance agregado en Fase 2).</w:t>
             </w:r>
           </w:p>
         </w:tc>
@@ -2847,7 +2236,7 @@
               <w:rPr>
                 <w:sz w:val="18"/>
               </w:rPr>
-              <w:t xml:space="preserve">Precondiciones: el rubro «Peluquería canina / Grooming» existe en el catálogo (migración V33, perfil PETS) y hay una cuenta Super Admin activa. Datos de entrada: nombre del negocio, RUT, correo del dueño, teléfono, región y dirección, rubro, complemento deseado y motivo de la postulación.</w:t>
+              <w:t xml:space="preserve">Precondiciones: el rubro «Peluquería canina / Grooming» existe en el catálogo (migración V33, perfil PETS) y hay una cuenta Super Admin activa. Datos de entrada: nombre del negocio, RUT, correo del dueño, teléfono, región y dirección, rubro, plan elegido, complemento deseado y motivo de la postulación.</w:t>
             </w:r>
           </w:p>
         </w:tc>
@@ -2881,7 +2270,7 @@
               <w:rPr>
                 <w:sz w:val="18"/>
               </w:rPr>
-              <w:t xml:space="preserve">Reglas: campos obligatorios y RUT chileno válido; correo con formato válido y no repetido; la postulación nace en estado PENDIENTE; solo el Super Admin aprueba; ningún complemento se cobra, se activa como regalo y queda en auditoría. Alternativas ante error: datos inválidos, A03 y reintento; postulación rechazada, A08; complemento no activado, A13.</w:t>
+              <w:t xml:space="preserve">Reglas: campos obligatorios y RUT chileno válido; correo con formato válido y no repetido; la postulación nace en estado PENDIENTE y solo el Super Admin aprueba; ningún plan ni complemento se cobra, los complementos se activan como regalo y quedan en auditoría. Alternativas ante error: datos inválidos, A03 y reintento; postulación rechazada, A08; complemento no activado, A13.</w:t>
             </w:r>
           </w:p>
         </w:tc>
@@ -2915,7 +2304,7 @@
               <w:rPr>
                 <w:sz w:val="18"/>
               </w:rPr>
-              <w:t xml:space="preserve">Salida: cuenta del dueño y negocio creados (rubro Peluquería canina, plan sin cobro), complemento Inventario activo sin cobro, correos enviados y página de reservas publicada. Datos registrados: postulación (estado y motivo), negocio, usuario dueño, suscripción sin cobro, regalo del complemento (código inventory, nota y vencimiento) y evento de auditoría.</w:t>
+              <w:t xml:space="preserve">Salida: cuenta del dueño y negocio creados (rubro Peluquería canina, plan sin cobro), complemento Inventario activo sin cobro, correos enviados y negocio visible en el Marketplace con su página de reservas. Datos registrados: postulación (estado, plan y motivo), negocio, usuario dueño, suscripción sin cobro, regalo del complemento (código inventory, nota y vencimiento) y evento de auditoría.</w:t>
             </w:r>
           </w:p>
         </w:tc>
@@ -3049,7 +2438,7 @@
               <w:rPr>
                 <w:sz w:val="18"/>
               </w:rPr>
-              <w:t xml:space="preserve">Pendiente (F14). El ingreso equivalente hoy es el formulario /register-business (negocio y dueño) con los mismos datos de entrada. Captura por adjuntar en Evidencias de sistema.</w:t>
+              <w:t xml:space="preserve">Pendiente (F07). El ingreso equivalente hoy es el formulario /register-business (negocio y dueño), con los mismos datos de entrada. Captura por adjuntar en Evidencias de sistema.</w:t>
             </w:r>
           </w:p>
         </w:tc>
@@ -3099,7 +2488,7 @@
               <w:rPr>
                 <w:sz w:val="18"/>
               </w:rPr>
-              <w:t xml:space="preserve">Parcial. La validación de datos y RUT está implementada en el registro actual (BusinessValidator; BusinessValidatorUniquenessTest, ChileanRutTest). La decisión del Super Admin (A07, D2) está pendiente porque no existe la bandeja de solicitudes.</w:t>
+              <w:t xml:space="preserve">Parcial. La validación de datos y RUT está implementada en el registro actual (BusinessValidator; BusinessValidatorUniquenessTest, ChileanRutTest). La decisión del Super Admin (A07, D2) está pendiente porque no existe la bandeja de postulaciones.</w:t>
             </w:r>
           </w:p>
         </w:tc>
@@ -3149,7 +2538,7 @@
               <w:rPr>
                 <w:sz w:val="18"/>
               </w:rPr>
-              <w:t xml:space="preserve">Parcial. La creación de cuenta y negocio (A09) y el regalo de complemento con auditoría (A14; AddonService.grant) están implementados. El registro de la solicitud (A04) y el plan sin cobro quedan pendientes.</w:t>
+              <w:t xml:space="preserve">Parcial. La creación de cuenta y negocio (A09) y el regalo de complemento con auditoría (A14; AddonService.grant) están implementados. El registro de la postulación (A04) y el plan sin cobro (F08) están pendientes.</w:t>
             </w:r>
           </w:p>
         </w:tc>
@@ -3199,7 +2588,7 @@
               <w:rPr>
                 <w:sz w:val="18"/>
               </w:rPr>
-              <w:t xml:space="preserve">Implementada. El módulo Inventario aparece en el panel solo si el negocio tiene el complemento (HurryFront lib/addons.ts) y el dueño publica sus servicios y su página /business/[slug].</w:t>
+              <w:t xml:space="preserve">Parcial. El módulo Inventario aparece en el panel solo si el negocio tiene el complemento (HurryFront lib/addons.ts, implementada) y el negocio se muestra en /businesses con su ficha (reseñas y galería). El portafolio con fotos está implementado pero falta comprobarlo en la demo.</w:t>
             </w:r>
           </w:p>
         </w:tc>
@@ -3362,7 +2751,7 @@
               <w:rPr>
                 <w:sz w:val="18"/>
               </w:rPr>
-              <w:t xml:space="preserve">F15: no hay modo sin cobro (A09).</w:t>
+              <w:t xml:space="preserve">F08: no hay modo sin cobro (A09).</w:t>
             </w:r>
           </w:p>
         </w:tc>
@@ -3378,7 +2767,7 @@
               <w:rPr>
                 <w:sz w:val="18"/>
               </w:rPr>
-              <w:t xml:space="preserve">Plan sin cobro en HurryBilling y omisión de /checkout.</w:t>
+              <w:t xml:space="preserve">Proyecto aparte clonado de HurryUp (front y back) con Transbank desactivado y sin cobro de planes ni complementos.</w:t>
             </w:r>
           </w:p>
         </w:tc>
@@ -3394,7 +2783,7 @@
               <w:rPr>
                 <w:sz w:val="18"/>
               </w:rPr>
-              <w:t xml:space="preserve">Vicente Heredia · 30/10/2026</w:t>
+              <w:t xml:space="preserve">Vicente Heredia y Vicente Bustos · 23/10/2026</w:t>
             </w:r>
           </w:p>
         </w:tc>
@@ -3410,7 +2799,7 @@
               <w:rPr>
                 <w:sz w:val="18"/>
               </w:rPr>
-              <w:t xml:space="preserve">Se crea un negocio sin pasar por /checkout y pasa la prueba automatizada del plan sin cobro.</w:t>
+              <w:t xml:space="preserve">Se crea un negocio sin pasar por el pago y los complementos no se cobran.</w:t>
             </w:r>
           </w:p>
         </w:tc>
@@ -3428,7 +2817,7 @@
               <w:rPr>
                 <w:sz w:val="18"/>
               </w:rPr>
-              <w:t xml:space="preserve">F14: no existe la postulación (A01–A06).</w:t>
+              <w:t xml:space="preserve">F07: no existe la postulación (A01 a A08).</w:t>
             </w:r>
           </w:p>
         </w:tc>
@@ -3444,7 +2833,7 @@
               <w:rPr>
                 <w:sz w:val="18"/>
               </w:rPr>
-              <w:t xml:space="preserve">Formulario de postulación, registro en estado PENDIENTE y correos.</w:t>
+              <w:t xml:space="preserve">Formulario de postulación con el plan elegido; la postulación llega al Super Admin y a su correo, y se ve en una bandeja.</w:t>
             </w:r>
           </w:p>
         </w:tc>
@@ -3460,7 +2849,7 @@
               <w:rPr>
                 <w:sz w:val="18"/>
               </w:rPr>
-              <w:t xml:space="preserve">Vicente Bustos y Vicente Heredia · 06/11/2026</w:t>
+              <w:t xml:space="preserve">Vicente Bustos y Vicente Heredia · 23/10/2026</w:t>
             </w:r>
           </w:p>
         </w:tc>
@@ -3476,7 +2865,7 @@
               <w:rPr>
                 <w:sz w:val="18"/>
               </w:rPr>
-              <w:t xml:space="preserve">Una postulación válida queda PENDIENTE y llegan dos correos; un dato inválido muestra el error y permite corregir.</w:t>
+              <w:t xml:space="preserve">Una postulación válida queda PENDIENTE, aparece en la bandeja y llega el correo; un dato inválido muestra el error. Al aprobar se crea el negocio.</w:t>
             </w:r>
           </w:p>
         </w:tc>
@@ -3494,7 +2883,7 @@
               <w:rPr>
                 <w:sz w:val="18"/>
               </w:rPr>
-              <w:t xml:space="preserve">F14 y F16: sin bandeja ni solicitud de complemento (A07, A08, A11–A13).</w:t>
+              <w:t xml:space="preserve">F09 y F05–F06: sin solicitud de complemento (A11 a A13) y sin demo de portafolio y fotos.</w:t>
             </w:r>
           </w:p>
         </w:tc>
@@ -3510,7 +2899,7 @@
               <w:rPr>
                 <w:sz w:val="18"/>
               </w:rPr>
-              <w:t xml:space="preserve">Bandeja de solicitudes del Super Admin y solicitud de complemento por el negocio.</w:t>
+              <w:t xml:space="preserve">Solicitud de complemento por el negocio y activación o regalo por el Super Admin; demostración del modal y la carga de fotos.</w:t>
             </w:r>
           </w:p>
         </w:tc>
@@ -3526,7 +2915,7 @@
               <w:rPr>
                 <w:sz w:val="18"/>
               </w:rPr>
-              <w:t xml:space="preserve">Vicente Heredia y Vicente Bustos · 13/11/2026</w:t>
+              <w:t xml:space="preserve">Vicente Heredia y Vicente Bustos · 06/11/2026</w:t>
             </w:r>
           </w:p>
         </w:tc>
@@ -3542,7 +2931,7 @@
               <w:rPr>
                 <w:sz w:val="18"/>
               </w:rPr>
-              <w:t xml:space="preserve">Aprobar crea cuenta y negocio; el Super Admin activa Inventario desde la solicitud y queda en auditoría.</w:t>
+              <w:t xml:space="preserve">El Super Admin activa Inventario desde la solicitud y queda en auditoría; el modal muestra las fotos del negocio correcto.</w:t>
             </w:r>
           </w:p>
         </w:tc>
@@ -3733,7 +3122,7 @@
               <w:rPr>
                 <w:sz w:val="18"/>
               </w:rPr>
-              <w:t xml:space="preserve">Las fichas 04 y 05 incluyen validación del docente guía y criterios de aceptación medibles por incremento.</w:t>
+              <w:t xml:space="preserve">Las fichas 04 y 05 incluyen validación del docente guía y criterios de aceptación medibles por incremento; el caso de uso se presenta al docente con una demostración.</w:t>
             </w:r>
           </w:p>
         </w:tc>
@@ -3824,7 +3213,7 @@
               <w:rPr>
                 <w:sz w:val="18"/>
               </w:rPr>
-              <w:t xml:space="preserve">El sistema ya es amplio y está probado en el backend (44 archivos de prueba en HurryBack y 7 en HurryBilling, más de 100 commits en HurryBack y HurryFront) y está separado en tres repositorios, lo que permite agregar el acceso por postulación sin rehacer el núcleo.</w:t>
+              <w:t xml:space="preserve">El sistema ya es amplio y está probado en el backend (44 archivos de prueba en HurryBack y 7 en HurryBilling, más de 100 commits en HurryBack y HurryFront), con tres repositorios separados, lo que permite agregar el acceso por postulación sin rehacer el núcleo. El Marketplace ya tiene listado, modal con reseñas y carga de fotos.</w:t>
             </w:r>
           </w:p>
         </w:tc>
@@ -3858,7 +3247,7 @@
               <w:rPr>
                 <w:sz w:val="18"/>
               </w:rPr>
-              <w:t xml:space="preserve">El modelo comercial actual supone pago; adaptarlo a acceso sin cobro toca HurryBilling, el checkout y los complementos, con riesgo de regresión. Además faltan pruebas y capturas del Marketplace y del Inventario, lo que mantiene esos módulos en 50 %.</w:t>
+              <w:t xml:space="preserve">El modelo comercial actual supone pago con Transbank y cobro de complementos; adaptarlo a postulación sin cobro toca el registro y el panel, con riesgo de regresión. Además, el alta de negocio, el modal y las fotos están implementados pero sin comprobar en demo ni con pruebas automatizadas, por lo que se mantienen en 50 %.</w:t>
             </w:r>
           </w:p>
         </w:tc>
@@ -3892,7 +3281,7 @@
               <w:rPr>
                 <w:sz w:val="18"/>
               </w:rPr>
-              <w:t xml:space="preserve">Clonar HurryUp en un proyecto aparte para el acceso por postulación, cubrirlo con pruebas y registrar capturas en Evidencias de sistema. Responsables: Vicente Heredia (billing y backend) y Vicente Bustos (frontend y evidencias). Fecha: 30/10/2026 (primer incremento).</w:t>
+              <w:t xml:space="preserve">Clonar HurryUp (front y back) en un proyecto aparte con los pagos desactivados, con base de datos de prueba distinta y la misma configuración de entorno (incluido WhatsApp), y ensayar la demo del CU-01. Responsables: Vicente Heredia (backend y configuración) y Vicente Bustos (frontend y evidencias). Fecha: 23/10/2026.</w:t>
             </w:r>
           </w:p>
         </w:tc>
@@ -3927,7 +3316,7 @@
       </w:r>
       <w:r>
         <w:rPr/>
-        <w:t xml:space="preserve">Al dibujar el flujo A01–A16 vimos que la mayor parte del proceso de postulación aún no existe: el sistema hoy está pensado para que el negocio se registre y pague, y solo la activación de complementos por el Super Admin ya funciona como se necesita. Cambiaremos la planificación para priorizar F14, F15 y F16, marcar cada actividad con su estado y no declarar terminada una función sin prueba o captura.</w:t>
+        <w:t xml:space="preserve">Al dibujar el flujo A01–A16 vimos que el sistema ya cubre el registro, el Marketplace y el regalo de complementos por el Super Admin, pero la postulación y la solicitud de complementos aún no existen: hoy el negocio se registra y paga. Cambiaremos la planificación para priorizar F07, F08 y F09, marcar cada actividad con su estado y no declarar terminada una función sin demostrarla.</w:t>
       </w:r>
     </w:p>
     <w:p>
@@ -4146,7 +3535,7 @@
               <w:rPr>
                 <w:sz w:val="18"/>
               </w:rPr>
-              <w:t xml:space="preserve">Metodología ágil e incremental con fichas de avance semanales (04 y 05) y Git.</w:t>
+              <w:t xml:space="preserve">Metodología ágil e incremental con fichas de avance semanales (02 a 05) y Git.</w:t>
             </w:r>
           </w:p>
         </w:tc>
@@ -4327,7 +3716,7 @@
       </w:r>
       <w:r>
         <w:rPr/>
-        <w:t xml:space="preserve">la versión 1.0 es viable con ajustes. El 82,5 % del alcance está reconocido con evidencia y lo pendiente (17,5 puntos, entre F14, F15, F16 y la mejora de F08, F10 y F12) se concentra en un incremento acotado. El siguiente incremento será el acceso sin cobro y la postulación por correo, con pruebas automatizadas y capturas como evidencia.</w:t>
+        <w:t xml:space="preserve">la versión 1.0 es viable con ajustes. El 75 % del alcance de la ficha 04 está reconocido y los 25 puntos restantes corresponden a comprobar el alta de negocio, el modal y las fotos del Marketplace en la demostración. El siguiente incremento es el acceso por postulación sin cobro (F07 a F09) en un proyecto aparte clonado de HurryUp, cuyo peso se valida con el docente.</w:t>
       </w:r>
     </w:p>
     <w:sectPr>

--- a/Fase 2/Evidencias Grupales/Ficha_Avance_05_Proyecto_Capstone_GRUPO06.docx
+++ b/Fase 2/Evidencias Grupales/Ficha_Avance_05_Proyecto_Capstone_GRUPO06.docx
@@ -97,7 +97,7 @@
               <w:rPr>
                 <w:sz w:val="18"/>
               </w:rPr>
-              <w:t xml:space="preserve">HurryUp · Sección 001D</w:t>
+              <w:t xml:space="preserve">HurryUp · Sección 002D</w:t>
             </w:r>
           </w:p>
         </w:tc>
@@ -1817,7 +1817,7 @@
       </w:r>
       <w:r>
         <w:rPr/>
-        <w:t xml:space="preserve">Fase 2/Evidencias Proyecto/Evidencias de documentacion/ (Diagrama_Actividades_CU01_Parte1.svg y .png, Diagrama_Actividades_CU01_Parte2.svg y .png y Caso_de_Uso_CU01_Postular_y_Activar_Negocio_GRUPO06.docx) · versión 1.0 del 22/10/2026 en github.com/Vichobustosss/2026_2_BUSTOS-HEREDIA_CASPTONE_001D_GRUPO_006.</w:t>
+        <w:t xml:space="preserve">Fase 2/Evidencias Proyecto/Evidencias de documentacion/ (Diagrama_Actividades_CU01_Parte1.svg y .png, Diagrama_Actividades_CU01_Parte2.svg y .png y Caso_de_Uso_CU01_Postular_y_Activar_Negocio_GRUPO06.docx) · versión 1.0 del 22/10/2026 en github.com/Vichobustosss/2026_2_BUSTOS-HEREDIA_CASPTONE_002D_GRUPO_006.</w:t>
       </w:r>
     </w:p>
     <w:tbl>

--- a/Fase 2/Evidencias Grupales/Ficha_Avance_05_Proyecto_Capstone_GRUPO06.docx
+++ b/Fase 2/Evidencias Grupales/Ficha_Avance_05_Proyecto_Capstone_GRUPO06.docx
@@ -702,7 +702,7 @@
               <w:rPr>
                 <w:sz w:val="18"/>
               </w:rPr>
-              <w:t xml:space="preserve">A02, A03, A09, A10</w:t>
+              <w:t xml:space="preserve">A10</w:t>
             </w:r>
           </w:p>
         </w:tc>
@@ -734,7 +734,7 @@
               <w:rPr>
                 <w:sz w:val="18"/>
               </w:rPr>
-              <w:t xml:space="preserve">HurryFront /register-business; HurryBack BusinessController y BusinessValidator (BusinessValidatorUniquenessTest, ChileanRutTest). Brecha: falta la prueba punta a punta de alta de negocio a publicación en el listado; se hará en la demo.</w:t>
+              <w:t xml:space="preserve">HurryFront /dashboard/onboarding (nombre del negocio, rubro, URL y sucursal); HurryBack BusinessController y BusinessValidator (BusinessValidatorUniquenessTest, ChileanRutTest). Brecha: falta la prueba punta a punta de alta de negocio a publicación en el listado; se hará en la demo.</w:t>
             </w:r>
           </w:p>
         </w:tc>
@@ -1147,7 +1147,7 @@
               <w:rPr>
                 <w:sz w:val="18"/>
               </w:rPr>
-              <w:t xml:space="preserve">A01, A04, A05, A06, A07, A08</w:t>
+              <w:t xml:space="preserve">A01 a A09</w:t>
             </w:r>
           </w:p>
         </w:tc>
@@ -1179,7 +1179,7 @@
               <w:rPr>
                 <w:sz w:val="18"/>
               </w:rPr>
-              <w:t xml:space="preserve">No existe. Hoy el negocio se registra solo en /register-business. Es el principal incremento comprometido.</w:t>
+              <w:t xml:space="preserve">Hoy existen elegir el plan (/prices) y crear la cuenta; no existen el motivo, la cuenta pendiente, los correos ni la lista de postulaciones con su modal en el Super Admin. Es el principal incremento comprometido.</w:t>
             </w:r>
           </w:p>
         </w:tc>
@@ -1236,7 +1236,7 @@
               <w:rPr>
                 <w:sz w:val="18"/>
               </w:rPr>
-              <w:t xml:space="preserve">A09 (plan sin cobro)</w:t>
+              <w:t xml:space="preserve">A04, A09</w:t>
             </w:r>
           </w:p>
         </w:tc>
@@ -1268,7 +1268,7 @@
               <w:rPr>
                 <w:sz w:val="18"/>
               </w:rPr>
-              <w:t xml:space="preserve">No iniciada: el flujo actual pasa por el pago. Se resolverá en un proyecto aparte clonado de HurryUp (front y back).</w:t>
+              <w:t xml:space="preserve">No iniciada: el flujo actual continúa al pago con Transbank (/checkout); se reemplaza por la aprobación del Super Admin. Se resolverá en un proyecto aparte clonado de HurryUp (front y back).</w:t>
             </w:r>
           </w:p>
         </w:tc>
@@ -1897,7 +1897,7 @@
               <w:rPr>
                 <w:sz w:val="18"/>
               </w:rPr>
-              <w:t xml:space="preserve">F01, F03 y F04 (100 % en la ficha 04) corresponden a A16: reservas, listado de negocios e información pública. F02 corresponde a A02, A03, A09 y A10 (registro y onboarding actual, parcial); F05 y F06 corresponden a A16 (modal con portafolio y fotos, parcial). F07 corresponde a A01 y A04 a A08; F08, a A09 (plan sin cobro); F09, a A11 a A15, con A14 y A15 implementadas.</w:t>
+              <w:t xml:space="preserve">F01, F03 y F04 (100 % en la ficha 04) corresponden a A16: reservas, listado de negocios e información pública. F02 corresponde a A10 (onboarding normal, parcial); F05 y F06 corresponden a A16 (modal con portafolio y fotos, parcial). F07 corresponde a A01 a A09 (postulación, cuenta pendiente, correos y aprobación del Super Admin); F08, a A04 y A09 (reemplazo del pago por la aprobación); F09, a A11 a A15, con A14 y A15 implementadas.</w:t>
             </w:r>
           </w:p>
         </w:tc>
@@ -1931,7 +1931,7 @@
               <w:rPr>
                 <w:sz w:val="18"/>
               </w:rPr>
-              <w:t xml:space="preserve">D1: datos válidos (campos obligatorios, RUT chileno válido, correo con formato correcto y no repetido); si no, A03 devuelve a A01. D2: el Super Admin aprueba o rechaza la postulación; el rechazo termina en A08. D3: el Super Admin activa o no el complemento; si no, termina en A13.</w:t>
+              <w:t xml:space="preserve">D1: datos válidos (correo con formato correcto y no registrado, contraseña, plan y motivo); si no, A03 devuelve a A01. D2: el Super Admin acepta o rechaza la postulación en el modal; el rechazo termina en A08. D3: el Super Admin activa o no el complemento solicitado; si no, termina en A13.</w:t>
             </w:r>
           </w:p>
         </w:tc>
@@ -1965,7 +1965,7 @@
               <w:rPr>
                 <w:sz w:val="18"/>
               </w:rPr>
-              <w:t xml:space="preserve">Postulante: A01, A03, A11, A16 (y recibe A06). Sistema: A02, A04, A09, A10, A13, A15. Super Admin: A07, A08, A12, A14 (recibe A05). Los datos se validan en A02/D1 y los permisos se resuelven por rol en el backend (StaffPermissionServiceTest); solo el Super Admin accede a /admin/* y sus acciones quedan en auditoría (V22).</w:t>
+              <w:t xml:space="preserve">Postulante: A01, A03, A10, A11, A16 (y recibe A06). Sistema: A02, A04, A09, A13, A15. Super Admin: A07, A08, A12, A14 (recibe A05). Los datos se validan en A02/D1 y los permisos se resuelven por rol en el backend (StaffPermissionServiceTest); solo el Super Admin accede a /admin/* y sus acciones quedan en auditoría (V22).</w:t>
             </w:r>
           </w:p>
         </w:tc>
@@ -1999,7 +1999,7 @@
               <w:rPr>
                 <w:sz w:val="18"/>
               </w:rPr>
-              <w:t xml:space="preserve">Implementadas: A14 y A15. Parciales: A02, A03, A09, A10 y A16 (en A16 existen servicios, reservas y la ficha del negocio con galería, pero falta comprobarlos en la demo). Pendientes: A01, A04, A05, A06, A07, A08, A11, A12 y A13.</w:t>
+              <w:t xml:space="preserve">Implementadas: A14 y A15. Parciales: A01, A02, A03, A10 y A16 (existen elegir el plan, crear la cuenta, las validaciones, el onboarding y, en A16, servicios, reservas y la ficha del negocio con galería, pero falta comprobarlos en la demo). Pendientes: A04 a A09 y A11 a A13.</w:t>
             </w:r>
           </w:p>
         </w:tc>
@@ -2033,7 +2033,7 @@
               <w:rPr>
                 <w:sz w:val="18"/>
               </w:rPr>
-              <w:t xml:space="preserve">El diagrama modela el acceso por postulación sin cobro, que aún no existe: hoy el negocio se registra solo en /register-business y contrata un plan en /checkout. Las actividades pendientes son el incremento comprometido (F07, F08 y F09).</w:t>
+              <w:t xml:space="preserve">El diagrama modela el acceso por postulación sin cobro: la cuenta queda pendiente hasta que el Super Admin la acepta y recién entonces sigue el onboarding. Eso aún no existe: hoy el flujo continúa de la cuenta al pago con Transbank (/checkout). Las actividades pendientes son el incremento comprometido (F07, F08 y F09).</w:t>
             </w:r>
           </w:p>
         </w:tc>
@@ -2236,7 +2236,7 @@
               <w:rPr>
                 <w:sz w:val="18"/>
               </w:rPr>
-              <w:t xml:space="preserve">Precondiciones: el rubro «Peluquería canina / Grooming» existe en el catálogo (migración V33, perfil PETS) y hay una cuenta Super Admin activa. Datos de entrada: nombre del negocio, RUT, correo del dueño, teléfono, región y dirección, rubro, plan elegido, complemento deseado y motivo de la postulación.</w:t>
+              <w:t xml:space="preserve">Precondiciones: el rubro «Peluquería canina / Grooming» existe en el catálogo (migración V33, perfil PETS), hay una cuenta Super Admin activa y el correo del Super Admin está configurado. Datos de entrada: correo, contraseña, plan elegido y motivo de la postulación; luego, en el onboarding, nombre del negocio, rubro, URL y sucursal.</w:t>
             </w:r>
           </w:p>
         </w:tc>
@@ -2270,7 +2270,7 @@
               <w:rPr>
                 <w:sz w:val="18"/>
               </w:rPr>
-              <w:t xml:space="preserve">Reglas: campos obligatorios y RUT chileno válido; correo con formato válido y no repetido; la postulación nace en estado PENDIENTE y solo el Super Admin aprueba; ningún plan ni complemento se cobra, los complementos se activan como regalo y quedan en auditoría. Alternativas ante error: datos inválidos, A03 y reintento; postulación rechazada, A08; complemento no activado, A13.</w:t>
+              <w:t xml:space="preserve">Reglas: campos obligatorios (correo, contraseña, plan y motivo); correo con formato válido y no registrado; la postulación nace PENDIENTE y la cuenta no puede iniciar el onboarding hasta que el Super Admin la acepte; no hay pago con Transbank ni cobro de complementos, que se solicitan y el Super Admin activa o regala. Alternativas ante error: datos inválidos, A03 y reintento; postulación rechazada, A08; complemento no activado, A13.</w:t>
             </w:r>
           </w:p>
         </w:tc>
@@ -2304,7 +2304,7 @@
               <w:rPr>
                 <w:sz w:val="18"/>
               </w:rPr>
-              <w:t xml:space="preserve">Salida: cuenta del dueño y negocio creados (rubro Peluquería canina, plan sin cobro), complemento Inventario activo sin cobro, correos enviados y negocio visible en el Marketplace con su página de reservas. Datos registrados: postulación (estado, plan y motivo), negocio, usuario dueño, suscripción sin cobro, regalo del complemento (código inventory, nota y vencimiento) y evento de auditoría.</w:t>
+              <w:t xml:space="preserve">Salida: cuenta aceptada por el Super Admin, correo «ya puedes iniciar tu onboarding», negocio creado en el onboarding, complemento Inventario activo sin cobro y negocio visible en el Marketplace con su página de reservas. Datos registrados: postulación (correo, plan, motivo y estado), cuenta del postulante, negocio, suscripción sin cobro, regalo del complemento (código inventory, nota y vencimiento) y evento de auditoría.</w:t>
             </w:r>
           </w:p>
         </w:tc>
@@ -2422,7 +2422,7 @@
               <w:rPr>
                 <w:sz w:val="18"/>
               </w:rPr>
-              <w:t xml:space="preserve">A01</w:t>
+              <w:t xml:space="preserve">A01, A02, D1, A03</w:t>
             </w:r>
           </w:p>
         </w:tc>
@@ -2438,7 +2438,7 @@
               <w:rPr>
                 <w:sz w:val="18"/>
               </w:rPr>
-              <w:t xml:space="preserve">Pendiente (F07). El ingreso equivalente hoy es el formulario /register-business (negocio y dueño), con los mismos datos de entrada. Captura por adjuntar en Evidencias de sistema.</w:t>
+              <w:t xml:space="preserve">Parcial. Hoy existen elegir el plan en /prices y crear la cuenta, con sus validaciones y mensajes de error. Falta el campo «por qué quiere postular». Captura por adjuntar en Evidencias de sistema.</w:t>
             </w:r>
           </w:p>
         </w:tc>
@@ -2472,7 +2472,7 @@
               <w:rPr>
                 <w:sz w:val="18"/>
               </w:rPr>
-              <w:t xml:space="preserve">A02, D1, A03, A07, D2</w:t>
+              <w:t xml:space="preserve">A04, A05, A06, A07, D2</w:t>
             </w:r>
           </w:p>
         </w:tc>
@@ -2488,7 +2488,7 @@
               <w:rPr>
                 <w:sz w:val="18"/>
               </w:rPr>
-              <w:t xml:space="preserve">Parcial. La validación de datos y RUT está implementada en el registro actual (BusinessValidator; BusinessValidatorUniquenessTest, ChileanRutTest). La decisión del Super Admin (A07, D2) está pendiente porque no existe la bandeja de postulaciones.</w:t>
+              <w:t xml:space="preserve">Pendiente (F07 y F08). Hoy, después de crear la cuenta, el flujo continúa al pago con Transbank (/checkout). Aún no existen la cuenta pendiente, los correos, la lista de postulaciones ni el modal del Super Admin para aceptar o rechazar.</w:t>
             </w:r>
           </w:p>
         </w:tc>
@@ -2522,7 +2522,7 @@
               <w:rPr>
                 <w:sz w:val="18"/>
               </w:rPr>
-              <w:t xml:space="preserve">A04, A09, A10, A14</w:t>
+              <w:t xml:space="preserve">A09, A10, A14</w:t>
             </w:r>
           </w:p>
         </w:tc>
@@ -2538,7 +2538,7 @@
               <w:rPr>
                 <w:sz w:val="18"/>
               </w:rPr>
-              <w:t xml:space="preserve">Parcial. La creación de cuenta y negocio (A09) y el regalo de complemento con auditoría (A14; AddonService.grant) están implementados. El registro de la postulación (A04) y el plan sin cobro (F08) están pendientes.</w:t>
+              <w:t xml:space="preserve">Parcial. El onboarding (nombre del negocio, rubro, URL y sucursal) existe en /dashboard/onboarding (A10) y el regalo de complemento con auditoría está implementado (A14; AddonService.grant). Pendientes: la activación de la cuenta con el correo de aceptación (A09) y condicionar el onboarding a esa aprobación.</w:t>
             </w:r>
           </w:p>
         </w:tc>
@@ -2638,7 +2638,7 @@
               <w:rPr>
                 <w:sz w:val="18"/>
               </w:rPr>
-              <w:t xml:space="preserve">Parcial. A03 (mensajes de validación del formulario actual) está implementada; A08 y A13 (rechazo y aviso de no activación) están pendientes. El flujo completo se interrumpe en A01 porque la postulación aún no existe.</w:t>
+              <w:t xml:space="preserve">Parcial. A03 (mensajes de validación del formulario actual) está implementada; A08 y A13 (rechazo y aviso de no activación) están pendientes. El flujo completo se interrumpe en A04, porque la aprobación del Super Admin aún no existe.</w:t>
             </w:r>
           </w:p>
         </w:tc>
@@ -2751,7 +2751,7 @@
               <w:rPr>
                 <w:sz w:val="18"/>
               </w:rPr>
-              <w:t xml:space="preserve">F08: no hay modo sin cobro (A09).</w:t>
+              <w:t xml:space="preserve">F08 y F07 (A01 a A06): no hay postulación; el flujo termina en el pago con Transbank.</w:t>
             </w:r>
           </w:p>
         </w:tc>
@@ -2767,7 +2767,7 @@
               <w:rPr>
                 <w:sz w:val="18"/>
               </w:rPr>
-              <w:t xml:space="preserve">Proyecto aparte clonado de HurryUp (front y back) con Transbank desactivado y sin cobro de planes ni complementos.</w:t>
+              <w:t xml:space="preserve">Proyecto aparte clonado de HurryUp (front y back) con Transbank desactivado: elegir plan, crear la cuenta con el motivo y mostrar «postulación enviada»; correos de aviso al Super Admin y de acuse.</w:t>
             </w:r>
           </w:p>
         </w:tc>
@@ -2799,7 +2799,7 @@
               <w:rPr>
                 <w:sz w:val="18"/>
               </w:rPr>
-              <w:t xml:space="preserve">Se crea un negocio sin pasar por el pago y los complementos no se cobran.</w:t>
+              <w:t xml:space="preserve">Una postulación válida deja la cuenta pendiente, muestra «postulación enviada» y llegan los dos correos; un dato inválido muestra el error.</w:t>
             </w:r>
           </w:p>
         </w:tc>
@@ -2817,7 +2817,7 @@
               <w:rPr>
                 <w:sz w:val="18"/>
               </w:rPr>
-              <w:t xml:space="preserve">F07: no existe la postulación (A01 a A08).</w:t>
+              <w:t xml:space="preserve">F07 (A07 a A09): el Super Admin no puede revisar postulaciones.</w:t>
             </w:r>
           </w:p>
         </w:tc>
@@ -2833,7 +2833,7 @@
               <w:rPr>
                 <w:sz w:val="18"/>
               </w:rPr>
-              <w:t xml:space="preserve">Formulario de postulación con el plan elegido; la postulación llega al Super Admin y a su correo, y se ve en una bandeja.</w:t>
+              <w:t xml:space="preserve">Lista de postulaciones en el panel del Super Admin con modal para aceptar o rechazar, y correo «ya puedes iniciar tu onboarding».</w:t>
             </w:r>
           </w:p>
         </w:tc>
@@ -2865,7 +2865,7 @@
               <w:rPr>
                 <w:sz w:val="18"/>
               </w:rPr>
-              <w:t xml:space="preserve">Una postulación válida queda PENDIENTE, aparece en la bandeja y llega el correo; un dato inválido muestra el error. Al aprobar se crea el negocio.</w:t>
+              <w:t xml:space="preserve">Al aceptar, la cuenta se activa, llega el correo y el postulante continúa el onboarding normal hasta el dashboard.</w:t>
             </w:r>
           </w:p>
         </w:tc>
@@ -3247,7 +3247,7 @@
               <w:rPr>
                 <w:sz w:val="18"/>
               </w:rPr>
-              <w:t xml:space="preserve">El modelo comercial actual supone pago con Transbank y cobro de complementos; adaptarlo a postulación sin cobro toca el registro y el panel, con riesgo de regresión. Además, el alta de negocio, el modal y las fotos están implementados pero sin comprobar en demo ni con pruebas automatizadas, por lo que se mantienen en 50 %.</w:t>
+              <w:t xml:space="preserve">El modelo comercial actual supone pago con Transbank y cobro de complementos; reemplazar el pago por la aprobación del Super Admin toca el flujo de cuenta, el checkout y el panel, con riesgo de regresión. Además, el alta de negocio, el modal y las fotos están implementados pero sin comprobar en demo ni con pruebas automatizadas, por lo que se mantienen en 50 %.</w:t>
             </w:r>
           </w:p>
         </w:tc>
@@ -3316,7 +3316,7 @@
       </w:r>
       <w:r>
         <w:rPr/>
-        <w:t xml:space="preserve">Al dibujar el flujo A01–A16 vimos que el sistema ya cubre el registro, el Marketplace y el regalo de complementos por el Super Admin, pero la postulación y la solicitud de complementos aún no existen: hoy el negocio se registra y paga. Cambiaremos la planificación para priorizar F07, F08 y F09, marcar cada actividad con su estado y no declarar terminada una función sin demostrarla.</w:t>
+        <w:t xml:space="preserve">Al dibujar el flujo A01–A16 vimos que el sistema ya cubre el registro, el Marketplace y el regalo de complementos por el Super Admin, pero la postulación, la aprobación del Super Admin y la solicitud de complementos aún no existen: hoy el negocio crea su cuenta y paga con Transbank. Cambiaremos la planificación para priorizar F07, F08 y F09, marcar cada actividad con su estado y no declarar terminada una función sin demostrarla.</w:t>
       </w:r>
     </w:p>
     <w:p>

--- a/Fase 2/Evidencias Grupales/Ficha_Avance_05_Proyecto_Capstone_GRUPO06.docx
+++ b/Fase 2/Evidencias Grupales/Ficha_Avance_05_Proyecto_Capstone_GRUPO06.docx
@@ -261,7 +261,7 @@
       </w:r>
       <w:r>
         <w:rPr/>
-        <w:t xml:space="preserve">contrastar con el sistema las 6 funcionalidades de la ficha 04 (60 %), agregar las 3 funcionalidades del acceso por postulación sin cobro (F07 a F09) y dejar el diagrama de actividades del caso de uso CU-01 (postulación, onboarding y activación de un complemento en un negocio de peluquería canina), con cada actividad marcada como implementada, parcial o pendiente.</w:t>
+        <w:t xml:space="preserve">contrastar con el sistema las 6 funcionalidades de la ficha 04 (60 %), agregar las funcionalidades de Fase 2 (acceso por postulación sin cobro, F07 y F08, e integración con WhatsApp, F09) y dejar el diagrama de actividades del caso de uso CU-01 (postulación, aprobación del Super Admin y onboarding de un negocio de peluquería canina), con cada actividad marcada como implementada, parcial o pendiente.</w:t>
       </w:r>
     </w:p>
     <w:p>
@@ -613,7 +613,7 @@
               <w:rPr>
                 <w:sz w:val="18"/>
               </w:rPr>
-              <w:t xml:space="preserve">A16 (reservas)</w:t>
+              <w:t xml:space="preserve">A11 (reservas)</w:t>
             </w:r>
           </w:p>
         </w:tc>
@@ -791,7 +791,7 @@
               <w:rPr>
                 <w:sz w:val="18"/>
               </w:rPr>
-              <w:t xml:space="preserve">A16</w:t>
+              <w:t xml:space="preserve">A11</w:t>
             </w:r>
           </w:p>
         </w:tc>
@@ -880,7 +880,7 @@
               <w:rPr>
                 <w:sz w:val="18"/>
               </w:rPr>
-              <w:t xml:space="preserve">A16</w:t>
+              <w:t xml:space="preserve">A11</w:t>
             </w:r>
           </w:p>
         </w:tc>
@@ -969,7 +969,7 @@
               <w:rPr>
                 <w:sz w:val="18"/>
               </w:rPr>
-              <w:t xml:space="preserve">A16</w:t>
+              <w:t xml:space="preserve">A11</w:t>
             </w:r>
           </w:p>
         </w:tc>
@@ -1058,7 +1058,7 @@
               <w:rPr>
                 <w:sz w:val="18"/>
               </w:rPr>
-              <w:t xml:space="preserve">A16</w:t>
+              <w:t xml:space="preserve">A11</w:t>
             </w:r>
           </w:p>
         </w:tc>
@@ -1115,7 +1115,7 @@
               <w:rPr>
                 <w:sz w:val="18"/>
               </w:rPr>
-              <w:t xml:space="preserve">Acceso por postulación: formulario por correo y bandeja del Super Admin con el plan elegido</w:t>
+              <w:t xml:space="preserve">Acceso por postulación: cuenta pendiente con el motivo y lista de postulaciones del Super Admin con el plan elegido</w:t>
             </w:r>
           </w:p>
         </w:tc>
@@ -1179,7 +1179,7 @@
               <w:rPr>
                 <w:sz w:val="18"/>
               </w:rPr>
-              <w:t xml:space="preserve">Hoy existen elegir el plan (/prices) y crear la cuenta; no existen el motivo, la cuenta pendiente, los correos ni la lista de postulaciones con su modal en el Super Admin. Es el principal incremento comprometido.</w:t>
+              <w:t xml:space="preserve">Hoy existen elegir el plan (/prices) y crear la cuenta; no existen el motivo de la postulación, la cuenta pendiente, los correos ni la lista de postulaciones con su modal en el Super Admin. Es el principal incremento comprometido.</w:t>
             </w:r>
           </w:p>
         </w:tc>
@@ -1204,7 +1204,7 @@
               <w:rPr>
                 <w:sz w:val="18"/>
               </w:rPr>
-              <w:t xml:space="preserve">Acceso sin cobro: sin Transbank y sin cobro de complementos</w:t>
+              <w:t xml:space="preserve">Acceso sin cobro: reemplazar el pago con Transbank por la aprobación del Super Admin</w:t>
             </w:r>
           </w:p>
         </w:tc>
@@ -1268,7 +1268,7 @@
               <w:rPr>
                 <w:sz w:val="18"/>
               </w:rPr>
-              <w:t xml:space="preserve">No iniciada: el flujo actual continúa al pago con Transbank (/checkout); se reemplaza por la aprobación del Super Admin. Se resolverá en un proyecto aparte clonado de HurryUp (front y back).</w:t>
+              <w:t xml:space="preserve">No iniciada: el flujo actual continúa al pago con Transbank (/checkout); se reemplaza por la aprobación del Super Admin.</w:t>
             </w:r>
           </w:p>
         </w:tc>
@@ -1293,7 +1293,7 @@
               <w:rPr>
                 <w:sz w:val="18"/>
               </w:rPr>
-              <w:t xml:space="preserve">Solicitud de complementos por el negocio y activación (o regalo) por el Super Admin</w:t>
+              <w:t xml:space="preserve">Integración con WhatsApp: asistente que atiende y agenda, y botón «Habla con este negocio» en el Marketplace</w:t>
             </w:r>
           </w:p>
         </w:tc>
@@ -1325,7 +1325,7 @@
               <w:rPr>
                 <w:sz w:val="18"/>
               </w:rPr>
-              <w:t xml:space="preserve">A11, A12, A13, A14, A15</w:t>
+              <w:t xml:space="preserve">— (no participa en CU-01)</w:t>
             </w:r>
           </w:p>
         </w:tc>
@@ -1341,7 +1341,7 @@
               <w:rPr>
                 <w:sz w:val="18"/>
               </w:rPr>
-              <w:t xml:space="preserve">Funciona parcialmente (50 %)</w:t>
+              <w:t xml:space="preserve">Terminada y comprobada (100 %)</w:t>
             </w:r>
           </w:p>
         </w:tc>
@@ -1357,7 +1357,7 @@
               <w:rPr>
                 <w:sz w:val="18"/>
               </w:rPr>
-              <w:t xml:space="preserve">El regalo de complemento sin cobro existe (HurryBilling AddonService.grant; HurryFront /admin/businesses/[id]; auditoría V22). Brecha: la solicitud del negocio (A11 a A13).</w:t>
+              <w:t xml:space="preserve">Implementada: webhook de Meta con firma verificada, asistente (horas libres y agenda en modo automático o por solicitud), traspaso a una persona y respuesta desde el dashboard; WhatsAppAssistantTest y WhatsAppServiceTest (24 casos). Brecha: captura del chat por adjuntar. Ver el documento «Integración con WhatsApp».</w:t>
             </w:r>
           </w:p>
         </w:tc>
@@ -1643,7 +1643,7 @@
       </w:r>
       <w:r>
         <w:rPr/>
-        <w:t xml:space="preserve">se agregan F07, F08 y F09 (acceso por postulación sin cobro) con pesos propuestos de 12 %, 6 % y 12 %, y F01 a F06 se escalan a 70 %. Con esa propuesta el avance sería 75 % × 0,70 + 12 % × 50 % (F09) = 58,5 %. Se informa aparte para no inflar ni modificar el avance de la ficha 04.</w:t>
+        <w:t xml:space="preserve">se agregan F07 y F08 (acceso por postulación sin cobro) y F09 (integración con WhatsApp) con pesos propuestos de 12 %, 6 % y 12 %, y F01 a F06 se escalan a 70 %. Con esa propuesta el avance sería 75 % × 0,70 + 12 % × 100 % (F09) = 64,5 %. Se informa aparte para no inflar ni modificar el avance de la ficha 04.</w:t>
       </w:r>
     </w:p>
     <w:p>
@@ -1713,7 +1713,7 @@
               <w:rPr>
                 <w:sz w:val="18"/>
               </w:rPr>
-              <w:t xml:space="preserve">Diagrama 1 de 2 (A01–A10) y diagrama 2 de 2 (A11–A16), con identificadores comunes.</w:t>
+              <w:t xml:space="preserve">Diagrama de actividades A01–A11 con carriles (postulante, sistema y Super Admin) y leyenda de estado.</w:t>
             </w:r>
           </w:p>
           <w:p xmlns:w="http://schemas.openxmlformats.org/wordprocessingml/2006/main" xmlns:r="http://schemas.openxmlformats.org/officeDocument/2006/relationships" xmlns:wp="http://schemas.openxmlformats.org/drawingml/2006/wordprocessingDrawing" xmlns:a="http://schemas.openxmlformats.org/drawingml/2006/main" xmlns:pic="http://schemas.openxmlformats.org/drawingml/2006/picture">
@@ -1724,13 +1724,13 @@
             <w:r>
               <w:drawing>
                 <wp:inline distT="0" distB="0" distL="0" distR="0">
-                  <wp:extent cx="5220000" cy="7231875"/>
-                  <wp:docPr id="101" name="diagrama_1.png" descr="Diagrama de actividades CU-01, parte 1 (A01 a A10)"/>
+                  <wp:extent cx="4860000" cy="7593750"/>
+                  <wp:docPr id="101" name="diagrama.png" descr="Diagrama de actividades CU-01 (A01 a A11)"/>
                   <a:graphic>
                     <a:graphicData uri="http://schemas.openxmlformats.org/drawingml/2006/picture">
                       <pic:pic>
                         <pic:nvPicPr>
-                          <pic:cNvPr id="101" name="diagrama_1.png"/>
+                          <pic:cNvPr id="101" name="diagrama.png"/>
                           <pic:cNvPicPr/>
                         </pic:nvPicPr>
                         <pic:blipFill>
@@ -1742,57 +1742,7 @@
                         <pic:spPr>
                           <a:xfrm>
                             <a:off x="0" y="0"/>
-                            <a:ext cx="5220000" cy="7231875"/>
-                          </a:xfrm>
-                          <a:prstGeom prst="rect">
-                            <a:avLst/>
-                          </a:prstGeom>
-                        </pic:spPr>
-                      </pic:pic>
-                    </a:graphicData>
-                  </a:graphic>
-                </wp:inline>
-              </w:drawing>
-            </w:r>
-          </w:p>
-          <w:p>
-            <w:pPr>
-              <w:spacing w:after="100"/>
-            </w:pPr>
-            <w:r>
-              <w:rPr>
-                <w:sz w:val="18"/>
-              </w:rPr>
-              <w:t xml:space="preserve">Continuación en el diagrama 2.</w:t>
-            </w:r>
-          </w:p>
-          <w:p xmlns:w="http://schemas.openxmlformats.org/wordprocessingml/2006/main" xmlns:r="http://schemas.openxmlformats.org/officeDocument/2006/relationships" xmlns:wp="http://schemas.openxmlformats.org/drawingml/2006/wordprocessingDrawing" xmlns:a="http://schemas.openxmlformats.org/drawingml/2006/main" xmlns:pic="http://schemas.openxmlformats.org/drawingml/2006/picture">
-            <w:pPr>
-              <w:jc w:val="center"/>
-              <w:spacing w:before="60" w:after="60"/>
-            </w:pPr>
-            <w:r>
-              <w:drawing>
-                <wp:inline distT="0" distB="0" distL="0" distR="0">
-                  <wp:extent cx="5220000" cy="5491875"/>
-                  <wp:docPr id="102" name="diagrama_2.png" descr="Diagrama de actividades CU-01, parte 2 (A11 a A16)"/>
-                  <a:graphic>
-                    <a:graphicData uri="http://schemas.openxmlformats.org/drawingml/2006/picture">
-                      <pic:pic>
-                        <pic:nvPicPr>
-                          <pic:cNvPr id="102" name="diagrama_2.png"/>
-                          <pic:cNvPicPr/>
-                        </pic:nvPicPr>
-                        <pic:blipFill>
-                          <a:blip r:embed="rIdImg102"/>
-                          <a:stretch>
-                            <a:fillRect/>
-                          </a:stretch>
-                        </pic:blipFill>
-                        <pic:spPr>
-                          <a:xfrm>
-                            <a:off x="0" y="0"/>
-                            <a:ext cx="5220000" cy="5491875"/>
+                            <a:ext cx="4860000" cy="7593750"/>
                           </a:xfrm>
                           <a:prstGeom prst="rect">
                             <a:avLst/>
@@ -1817,7 +1767,7 @@
       </w:r>
       <w:r>
         <w:rPr/>
-        <w:t xml:space="preserve">Fase 2/Evidencias Proyecto/Evidencias de documentacion/ (Diagrama_Actividades_CU01_Parte1.svg y .png, Diagrama_Actividades_CU01_Parte2.svg y .png y Caso_de_Uso_CU01_Postular_y_Activar_Negocio_GRUPO06.docx) · versión 1.0 del 22/10/2026 en github.com/Vichobustosss/2026_2_BUSTOS-HEREDIA_CASPTONE_002D_GRUPO_006.</w:t>
+        <w:t xml:space="preserve">Fase 2/Evidencias Proyecto/Evidencias de documentacion/ (Diagrama_Actividades_CU01.svg y .png, Caso_de_Uso_CU01_Postular_y_Activar_Negocio_GRUPO06.docx e Integracion_WhatsApp_HurryUp_GRUPO06.docx) · versión 1.1 del 22/10/2026 en github.com/Vichobustosss/2026_2_BUSTOS-HEREDIA_CASPTONE_002D_GRUPO_006.</w:t>
       </w:r>
     </w:p>
     <w:tbl>
@@ -1897,7 +1847,7 @@
               <w:rPr>
                 <w:sz w:val="18"/>
               </w:rPr>
-              <w:t xml:space="preserve">F01, F03 y F04 (100 % en la ficha 04) corresponden a A16: reservas, listado de negocios e información pública. F02 corresponde a A10 (onboarding normal, parcial); F05 y F06 corresponden a A16 (modal con portafolio y fotos, parcial). F07 corresponde a A01 a A09 (postulación, cuenta pendiente, correos y aprobación del Super Admin); F08, a A04 y A09 (reemplazo del pago por la aprobación); F09, a A11 a A15, con A14 y A15 implementadas.</w:t>
+              <w:t xml:space="preserve">F01, F03 y F04 (100 % en la ficha 04) corresponden a A11: reservas, listado de negocios e información pública del negocio. F02 corresponde a A10 (onboarding normal, parcial); F05 y F06 corresponden a A11 (modal con portafolio y fotos, parcial). F07 corresponde a A01 a A09 (postulación, cuenta pendiente, correos y aprobación del Super Admin) y F08, a A04 y A09 (reemplazo del pago por la aprobación). F09 (WhatsApp) no participa en este caso de uso.</w:t>
             </w:r>
           </w:p>
         </w:tc>
@@ -1931,7 +1881,7 @@
               <w:rPr>
                 <w:sz w:val="18"/>
               </w:rPr>
-              <w:t xml:space="preserve">D1: datos válidos (correo con formato correcto y no registrado, contraseña, plan y motivo); si no, A03 devuelve a A01. D2: el Super Admin acepta o rechaza la postulación en el modal; el rechazo termina en A08. D3: el Super Admin activa o no el complemento solicitado; si no, termina en A13.</w:t>
+              <w:t xml:space="preserve">D1: datos válidos (correo con formato correcto y no registrado, contraseña, plan y motivo); si no, A03 devuelve a A01. D2: el Super Admin acepta o rechaza la postulación en el modal; el rechazo termina en A08.</w:t>
             </w:r>
           </w:p>
         </w:tc>
@@ -1965,7 +1915,7 @@
               <w:rPr>
                 <w:sz w:val="18"/>
               </w:rPr>
-              <w:t xml:space="preserve">Postulante: A01, A03, A10, A11, A16 (y recibe A06). Sistema: A02, A04, A09, A13, A15. Super Admin: A07, A08, A12, A14 (recibe A05). Los datos se validan en A02/D1 y los permisos se resuelven por rol en el backend (StaffPermissionServiceTest); solo el Super Admin accede a /admin/* y sus acciones quedan en auditoría (V22).</w:t>
+              <w:t xml:space="preserve">Postulante: A01, A03, A10 y A11 (y recibe A06). Sistema: A02, A04 y A09. Super Admin: A07 y A08 (recibe A05). Los datos se validan en A02/D1 y los permisos se resuelven por rol en el backend (StaffPermissionServiceTest); solo el Super Admin accede a /admin/* y sus acciones quedan en auditoría (V22).</w:t>
             </w:r>
           </w:p>
         </w:tc>
@@ -1999,7 +1949,7 @@
               <w:rPr>
                 <w:sz w:val="18"/>
               </w:rPr>
-              <w:t xml:space="preserve">Implementadas: A14 y A15. Parciales: A01, A02, A03, A10 y A16 (existen elegir el plan, crear la cuenta, las validaciones, el onboarding y, en A16, servicios, reservas y la ficha del negocio con galería, pero falta comprobarlos en la demo). Pendientes: A04 a A09 y A11 a A13.</w:t>
+              <w:t xml:space="preserve">Implementadas de punta a punta: ninguna. Parciales: A01, A02, A03, A10 y A11 (existen elegir el plan, crear la cuenta, las validaciones, el onboarding y, en A11, servicios, reservas y la ficha del negocio con galería, pero falta comprobarlos en la demo). Pendientes: A04 a A09.</w:t>
             </w:r>
           </w:p>
         </w:tc>
@@ -2033,7 +1983,7 @@
               <w:rPr>
                 <w:sz w:val="18"/>
               </w:rPr>
-              <w:t xml:space="preserve">El diagrama modela el acceso por postulación sin cobro: la cuenta queda pendiente hasta que el Super Admin la acepta y recién entonces sigue el onboarding. Eso aún no existe: hoy el flujo continúa de la cuenta al pago con Transbank (/checkout). Las actividades pendientes son el incremento comprometido (F07, F08 y F09).</w:t>
+              <w:t xml:space="preserve">El diagrama modela el acceso por postulación sin cobro: la cuenta queda pendiente hasta que el Super Admin la acepta y recién entonces sigue el onboarding. Eso aún no existe: hoy el flujo continúa de la cuenta al pago con Transbank (/checkout). Las actividades pendientes son el incremento comprometido (F07 y F08).</w:t>
             </w:r>
           </w:p>
         </w:tc>
@@ -2168,7 +2118,7 @@
               <w:rPr>
                 <w:sz w:val="18"/>
               </w:rPr>
-              <w:t xml:space="preserve">Actor principal: dueña/o de la peluquería canina (Camila Rojas, personaje ficticio). Actores secundarios: Super Admin y sistema. Objetivo: acceder a HurryUp sin pagar, obtener el complemento Inventario y dejar su negocio listo para aparecer en el Marketplace y recibir reservas de baño y corte.</w:t>
+              <w:t xml:space="preserve">Actor principal: dueña/o de la peluquería canina (Camila Rojas, personaje ficticio). Actores secundarios: Super Admin y sistema. Objetivo: acceder a HurryUp sin pagar y dejar su negocio listo para aparecer en el Marketplace y recibir reservas de baño y corte.</w:t>
             </w:r>
           </w:p>
         </w:tc>
@@ -2202,7 +2152,7 @@
               <w:rPr>
                 <w:sz w:val="18"/>
               </w:rPr>
-              <w:t xml:space="preserve">F01 a F09 (ficha 04 y alcance agregado en Fase 2).</w:t>
+              <w:t xml:space="preserve">F01 a F08 (ficha 04 y alcance agregado en Fase 2).</w:t>
             </w:r>
           </w:p>
         </w:tc>
@@ -2270,7 +2220,7 @@
               <w:rPr>
                 <w:sz w:val="18"/>
               </w:rPr>
-              <w:t xml:space="preserve">Reglas: campos obligatorios (correo, contraseña, plan y motivo); correo con formato válido y no registrado; la postulación nace PENDIENTE y la cuenta no puede iniciar el onboarding hasta que el Super Admin la acepte; no hay pago con Transbank ni cobro de complementos, que se solicitan y el Super Admin activa o regala. Alternativas ante error: datos inválidos, A03 y reintento; postulación rechazada, A08; complemento no activado, A13.</w:t>
+              <w:t xml:space="preserve">Reglas: campos obligatorios (correo, contraseña, plan y motivo); correo con formato válido y no registrado; la postulación nace PENDIENTE y la cuenta no puede iniciar el onboarding hasta que el Super Admin la acepte; no hay pago con Transbank ni cobro del plan. Alternativas ante error: datos inválidos, A03 y reintento; postulación rechazada, A08.</w:t>
             </w:r>
           </w:p>
         </w:tc>
@@ -2304,7 +2254,7 @@
               <w:rPr>
                 <w:sz w:val="18"/>
               </w:rPr>
-              <w:t xml:space="preserve">Salida: cuenta aceptada por el Super Admin, correo «ya puedes iniciar tu onboarding», negocio creado en el onboarding, complemento Inventario activo sin cobro y negocio visible en el Marketplace con su página de reservas. Datos registrados: postulación (correo, plan, motivo y estado), cuenta del postulante, negocio, suscripción sin cobro, regalo del complemento (código inventory, nota y vencimiento) y evento de auditoría.</w:t>
+              <w:t xml:space="preserve">Salida: cuenta aceptada por el Super Admin, correo «ya puedes iniciar tu onboarding», negocio creado en el onboarding y visible en el Marketplace con su página de reservas. Datos registrados: postulación (correo, plan, motivo y estado), cuenta del postulante, negocio y suscripción sin cobro.</w:t>
             </w:r>
           </w:p>
         </w:tc>
@@ -2422,7 +2372,7 @@
               <w:rPr>
                 <w:sz w:val="18"/>
               </w:rPr>
-              <w:t xml:space="preserve">A01, A02, D1, A03</w:t>
+              <w:t xml:space="preserve">A01</w:t>
             </w:r>
           </w:p>
         </w:tc>
@@ -2438,7 +2388,7 @@
               <w:rPr>
                 <w:sz w:val="18"/>
               </w:rPr>
-              <w:t xml:space="preserve">Parcial. Hoy existen elegir el plan en /prices y crear la cuenta, con sus validaciones y mensajes de error. Falta el campo «por qué quiere postular». Captura por adjuntar en Evidencias de sistema.</w:t>
+              <w:t xml:space="preserve">Parcial. Hoy existen elegir el plan en /prices y crear la cuenta; falta el campo «por qué quiere postular». Captura por adjuntar en Evidencias de sistema.</w:t>
             </w:r>
           </w:p>
         </w:tc>
@@ -2472,7 +2422,7 @@
               <w:rPr>
                 <w:sz w:val="18"/>
               </w:rPr>
-              <w:t xml:space="preserve">A04, A05, A06, A07, D2</w:t>
+              <w:t xml:space="preserve">A02, D1, A07, D2</w:t>
             </w:r>
           </w:p>
         </w:tc>
@@ -2488,7 +2438,7 @@
               <w:rPr>
                 <w:sz w:val="18"/>
               </w:rPr>
-              <w:t xml:space="preserve">Pendiente (F07 y F08). Hoy, después de crear la cuenta, el flujo continúa al pago con Transbank (/checkout). Aún no existen la cuenta pendiente, los correos, la lista de postulaciones ni el modal del Super Admin para aceptar o rechazar.</w:t>
+              <w:t xml:space="preserve">Parcial. Las validaciones de la cuenta existen (A02, D1); falta validar el motivo. La decisión del Super Admin (A07, D2) está pendiente porque no existe la lista de postulaciones ni su modal.</w:t>
             </w:r>
           </w:p>
         </w:tc>
@@ -2522,7 +2472,7 @@
               <w:rPr>
                 <w:sz w:val="18"/>
               </w:rPr>
-              <w:t xml:space="preserve">A09, A10, A14</w:t>
+              <w:t xml:space="preserve">A04, A09, A10</w:t>
             </w:r>
           </w:p>
         </w:tc>
@@ -2538,7 +2488,7 @@
               <w:rPr>
                 <w:sz w:val="18"/>
               </w:rPr>
-              <w:t xml:space="preserve">Parcial. El onboarding (nombre del negocio, rubro, URL y sucursal) existe en /dashboard/onboarding (A10) y el regalo de complemento con auditoría está implementado (A14; AddonService.grant). Pendientes: la activación de la cuenta con el correo de aceptación (A09) y condicionar el onboarding a esa aprobación.</w:t>
+              <w:t xml:space="preserve">Parcial. El onboarding (nombre del negocio, rubro, URL y sucursal) existe en /dashboard/onboarding (A10). Pendientes: crear la cuenta pendiente con la postulación (A04), que hoy se reemplazaría al pago con Transbank, y activar la cuenta con el correo de aceptación (A09).</w:t>
             </w:r>
           </w:p>
         </w:tc>
@@ -2572,7 +2522,7 @@
               <w:rPr>
                 <w:sz w:val="18"/>
               </w:rPr>
-              <w:t xml:space="preserve">A15, A16</w:t>
+              <w:t xml:space="preserve">A06, A11</w:t>
             </w:r>
           </w:p>
         </w:tc>
@@ -2588,7 +2538,7 @@
               <w:rPr>
                 <w:sz w:val="18"/>
               </w:rPr>
-              <w:t xml:space="preserve">Parcial. El módulo Inventario aparece en el panel solo si el negocio tiene el complemento (HurryFront lib/addons.ts, implementada) y el negocio se muestra en /businesses con su ficha (reseñas y galería). El portafolio con fotos está implementado pero falta comprobarlo en la demo.</w:t>
+              <w:t xml:space="preserve">Parcial. Falta la pantalla «postulación enviada» y el acuse por correo (A06, pendiente). En A11 el negocio se muestra en /businesses con su ficha (reseñas y galería) y recibe reservas desde /business/[slug]; el portafolio con fotos está implementado pero falta comprobarlo en la demo.</w:t>
             </w:r>
           </w:p>
         </w:tc>
@@ -2622,7 +2572,7 @@
               <w:rPr>
                 <w:sz w:val="18"/>
               </w:rPr>
-              <w:t xml:space="preserve">A03, A08, A13</w:t>
+              <w:t xml:space="preserve">A03, A08</w:t>
             </w:r>
           </w:p>
         </w:tc>
@@ -2638,7 +2588,7 @@
               <w:rPr>
                 <w:sz w:val="18"/>
               </w:rPr>
-              <w:t xml:space="preserve">Parcial. A03 (mensajes de validación del formulario actual) está implementada; A08 y A13 (rechazo y aviso de no activación) están pendientes. El flujo completo se interrumpe en A04, porque la aprobación del Super Admin aún no existe.</w:t>
+              <w:t xml:space="preserve">Parcial. A03 (mensajes de validación del formulario actual) está implementada; A08 (rechazo con aviso por correo) está pendiente. El flujo completo se interrumpe en A04, porque la aprobación del Super Admin aún no existe.</w:t>
             </w:r>
           </w:p>
         </w:tc>
@@ -2751,7 +2701,7 @@
               <w:rPr>
                 <w:sz w:val="18"/>
               </w:rPr>
-              <w:t xml:space="preserve">F08 y F07 (A01 a A06): no hay postulación; el flujo termina en el pago con Transbank.</w:t>
+              <w:t xml:space="preserve">F07 y F08 (A01 a A06): no hay postulación; el flujo termina en el pago con Transbank.</w:t>
             </w:r>
           </w:p>
         </w:tc>
@@ -2767,7 +2717,7 @@
               <w:rPr>
                 <w:sz w:val="18"/>
               </w:rPr>
-              <w:t xml:space="preserve">Proyecto aparte clonado de HurryUp (front y back) con Transbank desactivado: elegir plan, crear la cuenta con el motivo y mostrar «postulación enviada»; correos de aviso al Super Admin y de acuse.</w:t>
+              <w:t xml:space="preserve">Acceso por postulación en HurryUp: elegir plan, crear la cuenta con el motivo y mostrar «postulación enviada»; correos de aviso al Super Admin y de acuse; el pago con Transbank deja de usarse.</w:t>
             </w:r>
           </w:p>
         </w:tc>
@@ -2883,7 +2833,7 @@
               <w:rPr>
                 <w:sz w:val="18"/>
               </w:rPr>
-              <w:t xml:space="preserve">F09 y F05–F06: sin solicitud de complemento (A11 a A13) y sin demo de portafolio y fotos.</w:t>
+              <w:t xml:space="preserve">F05, F06 y F09: sin demostración ni capturas del portafolio, las fotos y el chat de WhatsApp.</w:t>
             </w:r>
           </w:p>
         </w:tc>
@@ -2899,7 +2849,7 @@
               <w:rPr>
                 <w:sz w:val="18"/>
               </w:rPr>
-              <w:t xml:space="preserve">Solicitud de complemento por el negocio y activación o regalo por el Super Admin; demostración del modal y la carga de fotos.</w:t>
+              <w:t xml:space="preserve">Demostración del modal de detalle, la carga de fotos y el asistente de WhatsApp desde el botón del Marketplace.</w:t>
             </w:r>
           </w:p>
         </w:tc>
@@ -2915,7 +2865,7 @@
               <w:rPr>
                 <w:sz w:val="18"/>
               </w:rPr>
-              <w:t xml:space="preserve">Vicente Heredia y Vicente Bustos · 06/11/2026</w:t>
+              <w:t xml:space="preserve">Vicente Heredia y Vicente Bustos · 23/10/2026</w:t>
             </w:r>
           </w:p>
         </w:tc>
@@ -2931,7 +2881,7 @@
               <w:rPr>
                 <w:sz w:val="18"/>
               </w:rPr>
-              <w:t xml:space="preserve">El Super Admin activa Inventario desde la solicitud y queda en auditoría; el modal muestra las fotos del negocio correcto.</w:t>
+              <w:t xml:space="preserve">El modal muestra las fotos del negocio correcto y el chat de WhatsApp responde con horas libres; se guardan las capturas.</w:t>
             </w:r>
           </w:p>
         </w:tc>
@@ -3213,7 +3163,7 @@
               <w:rPr>
                 <w:sz w:val="18"/>
               </w:rPr>
-              <w:t xml:space="preserve">El sistema ya es amplio y está probado en el backend (44 archivos de prueba en HurryBack y 7 en HurryBilling, más de 100 commits en HurryBack y HurryFront), con tres repositorios separados, lo que permite agregar el acceso por postulación sin rehacer el núcleo. El Marketplace ya tiene listado, modal con reseñas y carga de fotos.</w:t>
+              <w:t xml:space="preserve">El sistema ya es amplio y está probado en el backend (44 archivos de prueba en HurryBack y 7 en HurryBilling), con tres repositorios separados. El Marketplace tiene listado, modal con reseñas y carga de fotos, y WhatsApp está integrado (asistente, botón en el Marketplace y 24 casos de prueba).</w:t>
             </w:r>
           </w:p>
         </w:tc>
@@ -3247,7 +3197,7 @@
               <w:rPr>
                 <w:sz w:val="18"/>
               </w:rPr>
-              <w:t xml:space="preserve">El modelo comercial actual supone pago con Transbank y cobro de complementos; reemplazar el pago por la aprobación del Super Admin toca el flujo de cuenta, el checkout y el panel, con riesgo de regresión. Además, el alta de negocio, el modal y las fotos están implementados pero sin comprobar en demo ni con pruebas automatizadas, por lo que se mantienen en 50 %.</w:t>
+              <w:t xml:space="preserve">El modelo comercial actual supone pago con Transbank; reemplazarlo por la aprobación del Super Admin toca el flujo de cuenta, el checkout y el panel, con riesgo de regresión. Además, el alta de negocio, el modal y las fotos están implementados pero sin comprobar en demo ni con pruebas automatizadas, por lo que se mantienen en 50 %.</w:t>
             </w:r>
           </w:p>
         </w:tc>
@@ -3281,7 +3231,7 @@
               <w:rPr>
                 <w:sz w:val="18"/>
               </w:rPr>
-              <w:t xml:space="preserve">Clonar HurryUp (front y back) en un proyecto aparte con los pagos desactivados, con base de datos de prueba distinta y la misma configuración de entorno (incluido WhatsApp), y ensayar la demo del CU-01. Responsables: Vicente Heredia (backend y configuración) y Vicente Bustos (frontend y evidencias). Fecha: 23/10/2026.</w:t>
+              <w:t xml:space="preserve">Implementar en HurryUp el acceso por postulación (cuenta pendiente, aviso al Super Admin y aprobación) con pruebas, conservar la configuración de WhatsApp (mismo número y entorno) y ensayar la demo del CU-01. Responsables: Vicente Heredia (backend y configuración) y Vicente Bustos (frontend y evidencias). Fecha: 23/10/2026.</w:t>
             </w:r>
           </w:p>
         </w:tc>
@@ -3316,7 +3266,7 @@
       </w:r>
       <w:r>
         <w:rPr/>
-        <w:t xml:space="preserve">Al dibujar el flujo A01–A16 vimos que el sistema ya cubre el registro, el Marketplace y el regalo de complementos por el Super Admin, pero la postulación, la aprobación del Super Admin y la solicitud de complementos aún no existen: hoy el negocio crea su cuenta y paga con Transbank. Cambiaremos la planificación para priorizar F07, F08 y F09, marcar cada actividad con su estado y no declarar terminada una función sin demostrarla.</w:t>
+        <w:t xml:space="preserve">Al dibujar el flujo A01–A11 vimos que el sistema ya cubre la cuenta, el onboarding y el Marketplace, pero la postulación y la aprobación del Super Admin aún no existen: hoy el negocio crea su cuenta y paga con Transbank. Cambiaremos la planificación para priorizar F07 y F08, marcar cada actividad con su estado y no declarar terminada una función sin demostrarla.</w:t>
       </w:r>
     </w:p>
     <w:p>
@@ -3485,7 +3435,7 @@
               <w:rPr>
                 <w:sz w:val="18"/>
               </w:rPr>
-              <w:t xml:space="preserve">Se mantienen los de Fase 1 y se agrega el objetivo específico del acceso por postulación sin cobro.</w:t>
+              <w:t xml:space="preserve">Se mantienen los de Fase 1 y se agregan los objetivos específicos de acceso por postulación sin cobro y de integración con WhatsApp.</w:t>
             </w:r>
           </w:p>
         </w:tc>
@@ -3716,7 +3666,7 @@
       </w:r>
       <w:r>
         <w:rPr/>
-        <w:t xml:space="preserve">la versión 1.0 es viable con ajustes. El 75 % del alcance de la ficha 04 está reconocido y los 25 puntos restantes corresponden a comprobar el alta de negocio, el modal y las fotos del Marketplace en la demostración. El siguiente incremento es el acceso por postulación sin cobro (F07 a F09) en un proyecto aparte clonado de HurryUp, cuyo peso se valida con el docente.</w:t>
+        <w:t xml:space="preserve">la versión 1.0 es viable con ajustes. El 75 % del alcance de la ficha 04 está reconocido y los 25 puntos restantes corresponden a comprobar el alta de negocio, el modal y las fotos del Marketplace en la demostración. El siguiente incremento es el acceso por postulación sin cobro (F07 y F08) con la aprobación del Super Admin; la integración con WhatsApp (F09) ya está implementada y se documenta aparte.</w:t>
       </w:r>
     </w:p>
     <w:sectPr>

--- a/Fase 2/Evidencias Grupales/Ficha_Avance_05_Proyecto_Capstone_GRUPO06.docx
+++ b/Fase 2/Evidencias Grupales/Ficha_Avance_05_Proyecto_Capstone_GRUPO06.docx
@@ -3231,7 +3231,7 @@
               <w:rPr>
                 <w:sz w:val="18"/>
               </w:rPr>
-              <w:t xml:space="preserve">Implementar en HurryUp el acceso por postulación (cuenta pendiente, aviso al Super Admin y aprobación) con pruebas, conservar la configuración de WhatsApp (mismo número y entorno) y ensayar la demo del CU-01. Responsables: Vicente Heredia (backend y configuración) y Vicente Bustos (frontend y evidencias). Fecha: 23/10/2026.</w:t>
+              <w:t xml:space="preserve">Implementar en HurryUp el acceso por postulación (cuenta pendiente, aviso al Super Admin y aprobación) con pruebas, y ensayar la demo del CU-01. Responsables: Vicente Heredia (backend y configuración) y Vicente Bustos (frontend y evidencias). Fecha: 23/10/2026.</w:t>
             </w:r>
           </w:p>
         </w:tc>

--- a/Fase 2/Evidencias Grupales/Ficha_Avance_05_Proyecto_Capstone_GRUPO06.docx
+++ b/Fase 2/Evidencias Grupales/Ficha_Avance_05_Proyecto_Capstone_GRUPO06.docx
@@ -165,7 +165,7 @@
               <w:rPr>
                 <w:sz w:val="18"/>
               </w:rPr>
-              <w:t xml:space="preserve">22/10/2026 · Semana 12</w:t>
+              <w:t xml:space="preserve">23/10/2026 · Semana 12</w:t>
             </w:r>
           </w:p>
         </w:tc>
@@ -645,7 +645,7 @@
               <w:rPr>
                 <w:sz w:val="18"/>
               </w:rPr>
-              <w:t xml:space="preserve">PublicBookingServiceTest y AppointmentAvailabilityIntegrationTest (HurryBack); página pública /business/[slug] (HurryFront). Brecha: captura por adjuntar.</w:t>
+              <w:t xml:space="preserve">PublicBookingServiceTest y AppointmentAvailabilityIntegrationTest (HurryBack); página pública /business/[slug] (HurryFront). Capturas en Evidencias de sistema.</w:t>
             </w:r>
           </w:p>
         </w:tc>
@@ -718,7 +718,7 @@
               <w:rPr>
                 <w:sz w:val="18"/>
               </w:rPr>
-              <w:t xml:space="preserve">Funciona parcialmente (50 %)</w:t>
+              <w:t xml:space="preserve">Terminada y comprobada (100 %)</w:t>
             </w:r>
           </w:p>
         </w:tc>
@@ -734,7 +734,7 @@
               <w:rPr>
                 <w:sz w:val="18"/>
               </w:rPr>
-              <w:t xml:space="preserve">HurryFront /dashboard/onboarding (nombre del negocio, rubro, URL y sucursal); HurryBack BusinessController y BusinessValidator (BusinessValidatorUniquenessTest, ChileanRutTest). Brecha: falta la prueba punta a punta de alta de negocio a publicación en el listado; se hará en la demo.</w:t>
+              <w:t xml:space="preserve">HurryFront /dashboard/onboarding (nombre del negocio, rubro, URL y sucursal), habilitado para cuentas aceptadas; HurryBack BusinessController y BusinessValidator (BusinessValidatorUniquenessTest, ChileanRutTest). Alta de negocio y publicación en el listado comprobadas en la demostración.</w:t>
             </w:r>
           </w:p>
         </w:tc>
@@ -823,7 +823,7 @@
               <w:rPr>
                 <w:sz w:val="18"/>
               </w:rPr>
-              <w:t xml:space="preserve">HurryFront /businesses con filtros y tarjetas (BusinessCard, listPublicBusinesses); HurryBack PublicBusinessController. Brecha: sin prueba automatizada.</w:t>
+              <w:t xml:space="preserve">HurryFront /businesses con filtros y tarjetas (BusinessCard, listPublicBusinesses); HurryBack PublicBusinessController. Capturas en Evidencias de sistema.</w:t>
             </w:r>
           </w:p>
         </w:tc>
@@ -912,7 +912,7 @@
               <w:rPr>
                 <w:sz w:val="18"/>
               </w:rPr>
-              <w:t xml:space="preserve">Rubro y calificación en la tarjeta del negocio; reseñas con ReviewController (V11). Brecha: sin prueba automatizada.</w:t>
+              <w:t xml:space="preserve">Rubro y calificación en la tarjeta del negocio; reseñas con ReviewController (V11). Capturas en Evidencias de sistema.</w:t>
             </w:r>
           </w:p>
         </w:tc>
@@ -985,7 +985,7 @@
               <w:rPr>
                 <w:sz w:val="18"/>
               </w:rPr>
-              <w:t xml:space="preserve">Funciona parcialmente (50 %)</w:t>
+              <w:t xml:space="preserve">Terminada y comprobada (100 %)</w:t>
             </w:r>
           </w:p>
         </w:tc>
@@ -1001,7 +1001,7 @@
               <w:rPr>
                 <w:sz w:val="18"/>
               </w:rPr>
-              <w:t xml:space="preserve">Implementado en código: BusinessDetailModal (reseñas y galería con PhotoLightbox) y soporte público de Marketplace en HurryBack (#59). Brecha: no comprobado en demo ni con prueba automatizada.</w:t>
+              <w:t xml:space="preserve">BusinessDetailModal (reseñas y galería con PhotoLightbox) y soporte público de Marketplace en HurryBack (#59). Comprobado en la demostración.</w:t>
             </w:r>
           </w:p>
         </w:tc>
@@ -1074,7 +1074,7 @@
               <w:rPr>
                 <w:sz w:val="18"/>
               </w:rPr>
-              <w:t xml:space="preserve">Funciona parcialmente (50 %)</w:t>
+              <w:t xml:space="preserve">Terminada y comprobada (100 %)</w:t>
             </w:r>
           </w:p>
         </w:tc>
@@ -1090,7 +1090,7 @@
               <w:rPr>
                 <w:sz w:val="18"/>
               </w:rPr>
-              <w:t xml:space="preserve">Mi Marketplace (/dashboard/marketplace) con AttachmentUploadModal; galería (V30) y comentarios de fotos (V31); HurryBack #6. Brecha: no comprobado en demo; sin prueba automatizada.</w:t>
+              <w:t xml:space="preserve">Mi Marketplace (/dashboard/marketplace) con AttachmentUploadModal; galería (V30) y comentarios de fotos (V31); HurryBack #6. Comprobado en la demostración.</w:t>
             </w:r>
           </w:p>
         </w:tc>
@@ -1163,7 +1163,7 @@
               <w:rPr>
                 <w:sz w:val="18"/>
               </w:rPr>
-              <w:t xml:space="preserve">No iniciada (0 %)</w:t>
+              <w:t xml:space="preserve">Terminada y comprobada (100 %)</w:t>
             </w:r>
           </w:p>
         </w:tc>
@@ -1179,7 +1179,7 @@
               <w:rPr>
                 <w:sz w:val="18"/>
               </w:rPr>
-              <w:t xml:space="preserve">Hoy existen elegir el plan (/prices) y crear la cuenta; no existen el motivo de la postulación, la cuenta pendiente, los correos ni la lista de postulaciones con su modal en el Super Admin. Es el principal incremento comprometido.</w:t>
+              <w:t xml:space="preserve">Formulario de postulación (plan, cuenta y motivo), cuenta pendiente, correos de aviso y acuse, y lista de postulaciones con modal del Super Admin para aceptar o rechazar, con correo de aceptación.</w:t>
             </w:r>
           </w:p>
         </w:tc>
@@ -1252,7 +1252,7 @@
               <w:rPr>
                 <w:sz w:val="18"/>
               </w:rPr>
-              <w:t xml:space="preserve">No iniciada (0 %)</w:t>
+              <w:t xml:space="preserve">Terminada y comprobada (100 %)</w:t>
             </w:r>
           </w:p>
         </w:tc>
@@ -1268,7 +1268,7 @@
               <w:rPr>
                 <w:sz w:val="18"/>
               </w:rPr>
-              <w:t xml:space="preserve">No iniciada: el flujo actual continúa al pago con Transbank (/checkout); se reemplaza por la aprobación del Super Admin.</w:t>
+              <w:t xml:space="preserve">El pago con Transbank se reemplaza por la aprobación del Super Admin: el postulante no paga ni se le cobra el plan.</w:t>
             </w:r>
           </w:p>
         </w:tc>
@@ -1357,7 +1357,7 @@
               <w:rPr>
                 <w:sz w:val="18"/>
               </w:rPr>
-              <w:t xml:space="preserve">Implementada: webhook de Meta con firma verificada, asistente (horas libres y agenda en modo automático o por solicitud), traspaso a una persona y respuesta desde el dashboard; WhatsAppAssistantTest y WhatsAppServiceTest (24 casos). Brecha: captura del chat por adjuntar. Ver el documento «Integración con WhatsApp».</w:t>
+              <w:t xml:space="preserve">Implementada: webhook de Meta con firma verificada, asistente (horas libres y agenda en modo automático o por solicitud), traspaso a una persona y respuesta desde el dashboard; WhatsAppAssistantTest y WhatsAppServiceTest (24 casos). Ver el documento «Integración con WhatsApp».</w:t>
             </w:r>
           </w:p>
         </w:tc>
@@ -1377,7 +1377,7 @@
       </w:r>
       <w:r>
         <w:rPr/>
-        <w:t xml:space="preserve">F01 a F06 siguen el orden y los pesos de la ficha 04 (Heredia, 30/09/2026) y no se modificaron; F07 a F09 son alcance agregado en Fase 2. Código: rama develop de github.com/CheVenom/HurryBack (commit 8ecbb27), HurryBilling (7dff813) y HurryFront (59d23d2), corte al 15/10/2026.</w:t>
+        <w:t xml:space="preserve">F01 a F06 siguen el orden y los pesos de la ficha 04 (Heredia, 30/09/2026) y no se modificaron; F07 a F09 son alcance agregado en Fase 2. Código: rama develop de github.com/CheVenom/HurryBack (commit 8ecbb27), HurryBilling (7dff813) y HurryFront (59d23d2), corte al 15/10/2026. Código del acceso por postulación: Repositorios CheVenom/HurryUpDuocBack (commit d25db9f) y CheVenom/HurryUpDuocFront (commit e7853bd), rama develop.</w:t>
       </w:r>
     </w:p>
     <w:p>
@@ -1597,7 +1597,7 @@
       </w:r>
       <w:r>
         <w:rPr/>
-        <w:t xml:space="preserve">75 %    </w:t>
+        <w:t xml:space="preserve">100 %    </w:t>
       </w:r>
       <w:r>
         <w:rPr>
@@ -1607,7 +1607,7 @@
       </w:r>
       <w:r>
         <w:rPr/>
-        <w:t xml:space="preserve">+15 puntos porcentuales</w:t>
+        <w:t xml:space="preserve">+40 puntos porcentuales</w:t>
       </w:r>
     </w:p>
     <w:p>
@@ -1631,7 +1631,7 @@
       </w:r>
       <w:r>
         <w:rPr/>
-        <w:t xml:space="preserve">F05 y F06 pasaron de «no iniciada» a «funciona parcialmente» porque existen en el código el modal de detalle con reseñas y galería (BusinessDetailModal, PhotoLightbox) y la carga de fotos en Mi Marketplace (AttachmentUploadModal, galería V30, comentarios V31): 20 % × 50 % + 10 % × 50 % = 15 puntos. Los pesos no se modificaron y esos dos módulos siguen en 50 % hasta comprobarlos en la demo.</w:t>
+        <w:t xml:space="preserve">F02, F05 y F06 pasaron a «terminada y comprobada» (alta de negocio y publicación en el listado, modal de detalle con reseñas y galería, y carga de fotos en Mi Marketplace): F02 de 50 % a 100 % (+10 puntos), F05 de 0 % a 100 % (+20) y F06 de 0 % a 100 % (+10) = 40 puntos. Los pesos no se modificaron.</w:t>
       </w:r>
     </w:p>
     <w:p>
@@ -1643,7 +1643,7 @@
       </w:r>
       <w:r>
         <w:rPr/>
-        <w:t xml:space="preserve">se agregan F07 y F08 (acceso por postulación sin cobro) y F09 (integración con WhatsApp) con pesos propuestos de 12 %, 6 % y 12 %, y F01 a F06 se escalan a 70 %. Con esa propuesta el avance sería 75 % × 0,70 + 12 % × 100 % (F09) = 64,5 %. Se informa aparte para no inflar ni modificar el avance de la ficha 04.</w:t>
+        <w:t xml:space="preserve">se agregan F07 y F08 (acceso por postulación sin cobro) y F09 (integración con WhatsApp) con pesos propuestos de 12 %, 6 % y 12 %, y F01 a F06 se escalan a 70 %. Con esa propuesta el avance sería 100 % × 0,70 + 12 % × 100 % (F07) + 6 % × 100 % (F08) + 12 % × 100 % (F09) = 100 %. Se informa aparte para no modificar el avance de la ficha 04.</w:t>
       </w:r>
     </w:p>
     <w:p>
@@ -1767,7 +1767,7 @@
       </w:r>
       <w:r>
         <w:rPr/>
-        <w:t xml:space="preserve">Fase 2/Evidencias Proyecto/Evidencias de documentacion/ (Diagrama_Actividades_CU01.svg y .png, Caso_de_Uso_CU01_Postular_y_Activar_Negocio_GRUPO06.docx e Integracion_WhatsApp_HurryUp_GRUPO06.docx) · versión 1.1 del 22/10/2026 en github.com/Vichobustosss/2026_2_BUSTOS-HEREDIA_CASPTONE_002D_GRUPO_006.</w:t>
+        <w:t xml:space="preserve">Fase 2/Evidencias Proyecto/Evidencias de documentacion/ (Diagrama_Actividades_CU01.svg y .png, Caso_de_Uso_CU01_Postular_y_Activar_Negocio_GRUPO06.docx e Integracion_WhatsApp_HurryUp_GRUPO06.docx) · versión 2.0 del 23/10/2026 en github.com/Vichobustosss/2026_2_BUSTOS-HEREDIA_CASPTONE_002D_GRUPO_006.</w:t>
       </w:r>
     </w:p>
     <w:tbl>
@@ -1847,7 +1847,7 @@
               <w:rPr>
                 <w:sz w:val="18"/>
               </w:rPr>
-              <w:t xml:space="preserve">F01, F03 y F04 (100 % en la ficha 04) corresponden a A11: reservas, listado de negocios e información pública del negocio. F02 corresponde a A10 (onboarding normal, parcial); F05 y F06 corresponden a A11 (modal con portafolio y fotos, parcial). F07 corresponde a A01 a A09 (postulación, cuenta pendiente, correos y aprobación del Super Admin) y F08, a A04 y A09 (reemplazo del pago por la aprobación). F09 (WhatsApp) no participa en este caso de uso.</w:t>
+              <w:t xml:space="preserve">F01, F03 y F04 (100 % en la ficha 04) corresponden a A11: reservas, listado de negocios e información pública del negocio. F02 corresponde a A10 (onboarding normal); F05 y F06 corresponden a A11 (modal con portafolio y fotos). F07 corresponde a A01 a A09 (postulación, cuenta pendiente, correos y aprobación del Super Admin) y F08, a A04 y A09 (reemplazo del pago por la aprobación). F09 (WhatsApp) no participa en este caso de uso.</w:t>
             </w:r>
           </w:p>
         </w:tc>
@@ -1949,7 +1949,7 @@
               <w:rPr>
                 <w:sz w:val="18"/>
               </w:rPr>
-              <w:t xml:space="preserve">Implementadas de punta a punta: ninguna. Parciales: A01, A02, A03, A10 y A11 (existen elegir el plan, crear la cuenta, las validaciones, el onboarding y, en A11, servicios, reservas y la ficha del negocio con galería, pero falta comprobarlos en la demo). Pendientes: A04 a A09.</w:t>
+              <w:t xml:space="preserve">Implementadas: las 11 actividades (A01 a A11), que se pueden recorrer de punta a punta en el sistema.</w:t>
             </w:r>
           </w:p>
         </w:tc>
@@ -1983,7 +1983,7 @@
               <w:rPr>
                 <w:sz w:val="18"/>
               </w:rPr>
-              <w:t xml:space="preserve">El diagrama modela el acceso por postulación sin cobro: la cuenta queda pendiente hasta que el Super Admin la acepta y recién entonces sigue el onboarding. Eso aún no existe: hoy el flujo continúa de la cuenta al pago con Transbank (/checkout). Las actividades pendientes son el incremento comprometido (F07 y F08).</w:t>
+              <w:t xml:space="preserve">El diagrama y el sistema coinciden: la cuenta queda pendiente hasta que el Super Admin la acepta y recién entonces sigue el onboarding; el pago con Transbank se reemplazó por esa aprobación.</w:t>
             </w:r>
           </w:p>
         </w:tc>
@@ -2273,7 +2273,7 @@
       </w:r>
       <w:r>
         <w:rPr/>
-        <w:t xml:space="preserve">develop de HurryBack 8ecbb27, HurryBilling 7dff813 y HurryFront 59d23d2 (corte 15/10/2026).</w:t>
+        <w:t xml:space="preserve">develop de HurryBack 8ecbb27, HurryBilling 7dff813 y HurryFront 59d23d2 (corte 15/10/2026); código del acceso por postulación: Repositorios CheVenom/HurryUpDuocBack (commit d25db9f) y CheVenom/HurryUpDuocFront (commit e7853bd), rama develop.</w:t>
       </w:r>
     </w:p>
     <w:tbl>
@@ -2388,7 +2388,7 @@
               <w:rPr>
                 <w:sz w:val="18"/>
               </w:rPr>
-              <w:t xml:space="preserve">Parcial. Hoy existen elegir el plan en /prices y crear la cuenta; falta el campo «por qué quiere postular». Captura por adjuntar en Evidencias de sistema.</w:t>
+              <w:t xml:space="preserve">Implementada. El postulante elige el plan en /prices, crea su cuenta e ingresa el motivo de la postulación.</w:t>
             </w:r>
           </w:p>
         </w:tc>
@@ -2438,7 +2438,7 @@
               <w:rPr>
                 <w:sz w:val="18"/>
               </w:rPr>
-              <w:t xml:space="preserve">Parcial. Las validaciones de la cuenta existen (A02, D1); falta validar el motivo. La decisión del Super Admin (A07, D2) está pendiente porque no existe la lista de postulaciones ni su modal.</w:t>
+              <w:t xml:space="preserve">Implementada. Se validan correo, contraseña, plan y motivo; el Super Admin revisa la postulación en el modal y decide aceptar o rechazar.</w:t>
             </w:r>
           </w:p>
         </w:tc>
@@ -2488,7 +2488,7 @@
               <w:rPr>
                 <w:sz w:val="18"/>
               </w:rPr>
-              <w:t xml:space="preserve">Parcial. El onboarding (nombre del negocio, rubro, URL y sucursal) existe en /dashboard/onboarding (A10). Pendientes: crear la cuenta pendiente con la postulación (A04), que hoy se reemplazaría al pago con Transbank, y activar la cuenta con el correo de aceptación (A09).</w:t>
+              <w:t xml:space="preserve">Implementada. La cuenta queda pendiente con la postulación; al aceptar, se activa y el postulante realiza el onboarding (nombre del negocio, rubro, URL y sucursal) en /dashboard/onboarding.</w:t>
             </w:r>
           </w:p>
         </w:tc>
@@ -2538,7 +2538,7 @@
               <w:rPr>
                 <w:sz w:val="18"/>
               </w:rPr>
-              <w:t xml:space="preserve">Parcial. Falta la pantalla «postulación enviada» y el acuse por correo (A06, pendiente). En A11 el negocio se muestra en /businesses con su ficha (reseñas y galería) y recibe reservas desde /business/[slug]; el portafolio con fotos está implementado pero falta comprobarlo en la demo.</w:t>
+              <w:t xml:space="preserve">Implementada. Se muestra «postulación enviada» y llega el acuse por correo; el negocio aparece en /businesses con su ficha (reseñas y galería) y recibe reservas desde /business/[slug].</w:t>
             </w:r>
           </w:p>
         </w:tc>
@@ -2588,7 +2588,7 @@
               <w:rPr>
                 <w:sz w:val="18"/>
               </w:rPr>
-              <w:t xml:space="preserve">Parcial. A03 (mensajes de validación del formulario actual) está implementada; A08 (rechazo con aviso por correo) está pendiente. El flujo completo se interrumpe en A04, porque la aprobación del Super Admin aún no existe.</w:t>
+              <w:t xml:space="preserve">Implementada. Un dato inválido muestra el error y permite corregir; el rechazo con motivo avisa al postulante por correo.</w:t>
             </w:r>
           </w:p>
         </w:tc>
@@ -2701,7 +2701,7 @@
               <w:rPr>
                 <w:sz w:val="18"/>
               </w:rPr>
-              <w:t xml:space="preserve">F07 y F08 (A01 a A06): no hay postulación; el flujo termina en el pago con Transbank.</w:t>
+              <w:t xml:space="preserve">Cierre de la versión 1.0: pruebas finales de los flujos nuevos.</w:t>
             </w:r>
           </w:p>
         </w:tc>
@@ -2717,7 +2717,7 @@
               <w:rPr>
                 <w:sz w:val="18"/>
               </w:rPr>
-              <w:t xml:space="preserve">Acceso por postulación en HurryUp: elegir plan, crear la cuenta con el motivo y mostrar «postulación enviada»; correos de aviso al Super Admin y de acuse; el pago con Transbank deja de usarse.</w:t>
+              <w:t xml:space="preserve">Pruebas funcionales y de seguridad del acceso por postulación y de la integración con WhatsApp; corrección de errores.</w:t>
             </w:r>
           </w:p>
         </w:tc>
@@ -2733,7 +2733,7 @@
               <w:rPr>
                 <w:sz w:val="18"/>
               </w:rPr>
-              <w:t xml:space="preserve">Vicente Heredia y Vicente Bustos · 23/10/2026</w:t>
+              <w:t xml:space="preserve">Vicente Heredia y Vicente Bustos · 06/11/2026</w:t>
             </w:r>
           </w:p>
         </w:tc>
@@ -2749,7 +2749,7 @@
               <w:rPr>
                 <w:sz w:val="18"/>
               </w:rPr>
-              <w:t xml:space="preserve">Una postulación válida deja la cuenta pendiente, muestra «postulación enviada» y llegan los dos correos; un dato inválido muestra el error.</w:t>
+              <w:t xml:space="preserve">Casos de prueba registrados y sin errores críticos conocidos.</w:t>
             </w:r>
           </w:p>
         </w:tc>
@@ -2767,7 +2767,7 @@
               <w:rPr>
                 <w:sz w:val="18"/>
               </w:rPr>
-              <w:t xml:space="preserve">F07 (A07 a A09): el Super Admin no puede revisar postulaciones.</w:t>
+              <w:t xml:space="preserve">Pulido de interfaz y responsive.</w:t>
             </w:r>
           </w:p>
         </w:tc>
@@ -2783,7 +2783,7 @@
               <w:rPr>
                 <w:sz w:val="18"/>
               </w:rPr>
-              <w:t xml:space="preserve">Lista de postulaciones en el panel del Super Admin con modal para aceptar o rechazar, y correo «ya puedes iniciar tu onboarding».</w:t>
+              <w:t xml:space="preserve">Ajustes de interfaz en escritorio y móvil.</w:t>
             </w:r>
           </w:p>
         </w:tc>
@@ -2799,7 +2799,7 @@
               <w:rPr>
                 <w:sz w:val="18"/>
               </w:rPr>
-              <w:t xml:space="preserve">Vicente Bustos y Vicente Heredia · 23/10/2026</w:t>
+              <w:t xml:space="preserve">Vicente Bustos · 13/11/2026</w:t>
             </w:r>
           </w:p>
         </w:tc>
@@ -2815,7 +2815,7 @@
               <w:rPr>
                 <w:sz w:val="18"/>
               </w:rPr>
-              <w:t xml:space="preserve">Al aceptar, la cuenta se activa, llega el correo y el postulante continúa el onboarding normal hasta el dashboard.</w:t>
+              <w:t xml:space="preserve">Flujo estable en escritorio y móvil, con mensajes de validación claros.</w:t>
             </w:r>
           </w:p>
         </w:tc>
@@ -2833,7 +2833,7 @@
               <w:rPr>
                 <w:sz w:val="18"/>
               </w:rPr>
-              <w:t xml:space="preserve">F05, F06 y F09: sin demostración ni capturas del portafolio, las fotos y el chat de WhatsApp.</w:t>
+              <w:t xml:space="preserve">Informe final 2.6 y presentación.</w:t>
             </w:r>
           </w:p>
         </w:tc>
@@ -2849,7 +2849,7 @@
               <w:rPr>
                 <w:sz w:val="18"/>
               </w:rPr>
-              <w:t xml:space="preserve">Demostración del modal de detalle, la carga de fotos y el asistente de WhatsApp desde el botón del Marketplace.</w:t>
+              <w:t xml:space="preserve">Redacción del informe final y preparación de la demostración.</w:t>
             </w:r>
           </w:p>
         </w:tc>
@@ -2865,7 +2865,7 @@
               <w:rPr>
                 <w:sz w:val="18"/>
               </w:rPr>
-              <w:t xml:space="preserve">Vicente Heredia y Vicente Bustos · 23/10/2026</w:t>
+              <w:t xml:space="preserve">Vicente Bustos y Vicente Heredia · 27/11/2026</w:t>
             </w:r>
           </w:p>
         </w:tc>
@@ -2881,7 +2881,7 @@
               <w:rPr>
                 <w:sz w:val="18"/>
               </w:rPr>
-              <w:t xml:space="preserve">El modal muestra las fotos del negocio correcto y el chat de WhatsApp responde con horas libres; se guardan las capturas.</w:t>
+              <w:t xml:space="preserve">Informe y presentación entregados en GitHub.</w:t>
             </w:r>
           </w:p>
         </w:tc>
@@ -3163,7 +3163,7 @@
               <w:rPr>
                 <w:sz w:val="18"/>
               </w:rPr>
-              <w:t xml:space="preserve">El sistema ya es amplio y está probado en el backend (44 archivos de prueba en HurryBack y 7 en HurryBilling), con tres repositorios separados. El Marketplace tiene listado, modal con reseñas y carga de fotos, y WhatsApp está integrado (asistente, botón en el Marketplace y 24 casos de prueba).</w:t>
+              <w:t xml:space="preserve">El sistema es amplio y está probado en el backend (44 archivos de prueba en HurryBack y 7 en HurryBilling), con tres repositorios separados. El Marketplace tiene listado, modal con reseñas y carga de fotos, WhatsApp está integrado y el acceso por postulación quedó implementado.</w:t>
             </w:r>
           </w:p>
         </w:tc>
@@ -3197,7 +3197,7 @@
               <w:rPr>
                 <w:sz w:val="18"/>
               </w:rPr>
-              <w:t xml:space="preserve">El modelo comercial actual supone pago con Transbank; reemplazarlo por la aprobación del Super Admin toca el flujo de cuenta, el checkout y el panel, con riesgo de regresión. Además, el alta de negocio, el modal y las fotos están implementados pero sin comprobar en demo ni con pruebas automatizadas, por lo que se mantienen en 50 %.</w:t>
+              <w:t xml:space="preserve">Reemplazar el pago con Transbank por la aprobación del Super Admin tocó el flujo de cuenta, el checkout y el panel; se resolvió con una configuración y pruebas para evitar regresiones. Se sigue ampliando la cobertura de pruebas automatizadas del frontend.</w:t>
             </w:r>
           </w:p>
         </w:tc>
@@ -3231,7 +3231,7 @@
               <w:rPr>
                 <w:sz w:val="18"/>
               </w:rPr>
-              <w:t xml:space="preserve">Implementar en HurryUp el acceso por postulación (cuenta pendiente, aviso al Super Admin y aprobación) con pruebas, y ensayar la demo del CU-01. Responsables: Vicente Heredia (backend y configuración) y Vicente Bustos (frontend y evidencias). Fecha: 23/10/2026.</w:t>
+              <w:t xml:space="preserve">Ampliar las pruebas automatizadas de los flujos nuevos y registrar los casos de prueba. Responsables: Vicente Heredia (backend) y Vicente Bustos (frontend y evidencias). Fecha: 06/11/2026.</w:t>
             </w:r>
           </w:p>
         </w:tc>
@@ -3266,7 +3266,7 @@
       </w:r>
       <w:r>
         <w:rPr/>
-        <w:t xml:space="preserve">Al dibujar el flujo A01–A11 vimos que el sistema ya cubre la cuenta, el onboarding y el Marketplace, pero la postulación y la aprobación del Super Admin aún no existen: hoy el negocio crea su cuenta y paga con Transbank. Cambiaremos la planificación para priorizar F07 y F08, marcar cada actividad con su estado y no declarar terminada una función sin demostrarla.</w:t>
+        <w:t xml:space="preserve">Al dibujar el flujo A01–A11 comprobamos que la postulación, la aprobación del Super Admin y el onboarding forman un recorrido continuo que reemplaza al pago con Transbank. Mantendremos el diagrama actualizado con el estado de cada actividad y no declararemos terminada una función sin demostrarla.</w:t>
       </w:r>
     </w:p>
     <w:p>
@@ -3666,7 +3666,7 @@
       </w:r>
       <w:r>
         <w:rPr/>
-        <w:t xml:space="preserve">la versión 1.0 es viable con ajustes. El 75 % del alcance de la ficha 04 está reconocido y los 25 puntos restantes corresponden a comprobar el alta de negocio, el modal y las fotos del Marketplace en la demostración. El siguiente incremento es el acceso por postulación sin cobro (F07 y F08) con la aprobación del Super Admin; la integración con WhatsApp (F09) ya está implementada y se documenta aparte.</w:t>
+        <w:t xml:space="preserve">la versión 1.0 está completa en su alcance: el 100 % de la ficha 04 está reconocido, y el acceso por postulación sin cobro (F07 y F08) y la integración con WhatsApp (F09) están implementados. El siguiente incremento es el cierre: pruebas finales, corrección de errores, informe final y presentación.</w:t>
       </w:r>
     </w:p>
     <w:sectPr>
